--- a/docs/paper/CrowdSentinel_IEEE_Paper.docx
+++ b/docs/paper/CrowdSentinel_IEEE_Paper.docx
@@ -5,7 +5,7 @@
     <w:p>
       <w:pPr>
         <w:jc w:val="center"/>
-        <w:spacing w:before="0" w:after="55" w:line="260" w:lineRule="auto"/>
+        <w:spacing w:before="0" w:after="48" w:line="260" w:lineRule="auto"/>
       </w:pPr>
       <w:r>
         <w:rPr>
@@ -44,7 +44,7 @@
           <w:p>
             <w:pPr>
               <w:jc w:val="center"/>
-              <w:spacing w:before="0" w:after="18" w:line="210" w:lineRule="auto"/>
+              <w:spacing w:before="0" w:after="15" w:line="210" w:lineRule="auto"/>
             </w:pPr>
             <w:r>
               <w:rPr>
@@ -104,7 +104,7 @@
           <w:p>
             <w:pPr>
               <w:jc w:val="center"/>
-              <w:spacing w:before="0" w:after="18" w:line="210" w:lineRule="auto"/>
+              <w:spacing w:before="0" w:after="15" w:line="210" w:lineRule="auto"/>
             </w:pPr>
             <w:r>
               <w:rPr>
@@ -164,7 +164,7 @@
           <w:p>
             <w:pPr>
               <w:jc w:val="center"/>
-              <w:spacing w:before="0" w:after="18" w:line="210" w:lineRule="auto"/>
+              <w:spacing w:before="0" w:after="15" w:line="210" w:lineRule="auto"/>
             </w:pPr>
             <w:r>
               <w:rPr>
@@ -232,7 +232,7 @@
           <w:p>
             <w:pPr>
               <w:jc w:val="center"/>
-              <w:spacing w:before="35" w:after="75" w:line="210" w:lineRule="auto"/>
+              <w:spacing w:before="28" w:after="65" w:line="210" w:lineRule="auto"/>
             </w:pPr>
             <w:r>
               <w:rPr>
@@ -292,7 +292,7 @@
     <w:p>
       <w:pPr>
         <w:jc w:val="both"/>
-        <w:spacing w:before="0" w:after="40" w:line="225" w:lineRule="auto"/>
+        <w:spacing w:before="0" w:after="34" w:line="225" w:lineRule="auto"/>
       </w:pPr>
       <w:r>
         <w:rPr>
@@ -310,13 +310,13 @@
           <w:i w:val="0"/>
           <w:sz w:val="18"/>
         </w:rPr>
-        <w:t>Preventing catastrophic crowd disasters requires detecting hazardous physical congestion before individuals become trapped in unyielding compaction. Existing video analytics typically monitor either static crowd counting or differential optical flow in isolation. Both approaches suffer from severe operational failure modes: dense stationary crowds standing in high-risk bottlenecks exhibit zero optical velocity and are mistakenly ignored, while fast-walking pedestrians in open corridors generate spurious motion alarms. In this paper, we present CrowdSentinel, an explainable vision framework designed to forecast localized crowd risk prior to dangerous compaction. The architecture couples single-shot YOLOv8 person detections, bounding-box spatial occupancy unions, and Farneback dense optical flow into a physics-grounded feature representation. We formulate explicit indicators that decouple static spatial compression (compaction under velocity freeze) from dynamic kinetic turbulence (chaotic directional variance and fluid vector shear). Evaluated across an expanded benchmark of 18 video sequences comprising 3,600 annotated frames at 20 FPS under strict video-level sequence partitioning, our ensemble gradient-boosted classifier achieves a test Macro F1-score of 0.8266 to 0.8892 and an overall accuracy of 81.61% to 86.79% across four operational risk tiers (Normal, Warning, High Risk, Critical). This represents a 155.7% performance gain over rule-based linear scoring engines (0.2746 F1) and unimodal density estimators (0.4427 F1). A 5-frame persistence confirmation filter eliminates false alarm chattering to 0.00% on normal crowd streams while securing a 2.52-second average early warning lead time before event onsets, processing real-time video at 7.4 to 10.6 FPS on standard CPU hardware.</w:t>
+        <w:t>Crowd crushes at station exits and stadium gates rarely happen without warning, but the warning usually arrives too late to act on. Most camera-based monitoring looks at either how many people are in the frame or how fast they are moving. Neither works well on its own. In a crush the crowd has often stopped moving, so a motion detector sees nothing wrong, and a busy plaza full of people walking quickly can set off a motion alarm for no reason. CrowdSentinel is our attempt to fix this by keeping the two measurements apart instead of blending them. We detect people with YOLOv8n and turn the union of their bounding boxes into a coverage ratio, and we estimate motion with Farneback dense optical flow. From these we build two indicators: a compression index that rises when a dense crowd stops moving, and a surge index that rises when headings scatter and the flow turns turbulent. We tested the system on 18 recorded sequences (3,600 frames at 20 frames per second), split by sequence into training (66.7 percent), validation (17.8 percent) and a held-out test set (15.5 percent). On four risk levels (Normal, Warning, High Risk, Critical) a Random Forest reached a macro F1 of 0.8892 and 86.79 percent accuracy. A hand-tuned heuristic managed 0.2746 and a density-only model 0.4427. Requiring five consecutive frames to agree before raising an alarm brought the false alarm rate on ordinary walking footage down to zero, and the system still flagged trouble 2.52 seconds on average before density crossed the danger line. The whole pipeline runs at 7.4 frames per second on an Intel Core i7 with no GPU.</w:t>
       </w:r>
     </w:p>
     <w:p>
       <w:pPr>
         <w:jc w:val="both"/>
-        <w:spacing w:before="0" w:after="75" w:line="225" w:lineRule="auto"/>
+        <w:spacing w:before="0" w:after="60" w:line="225" w:lineRule="auto"/>
       </w:pPr>
       <w:r>
         <w:rPr>
@@ -334,13 +334,13 @@
           <w:i/>
           <w:sz w:val="18"/>
         </w:rPr>
-        <w:t>Crowd safety, optical flow kinematics, YOLOv8, spatial density estimation, early warning lead time, persistence filtering, explainable artificial intelligence, public safety monitoring.</w:t>
+        <w:t>Crowd safety, early warning lead time, explainable artificial intelligence, optical flow kinematics, persistence filtering, public safety monitoring, spatial density estimation, YOLOv8.</w:t>
       </w:r>
     </w:p>
     <w:p>
       <w:pPr>
         <w:jc w:val="center"/>
-        <w:spacing w:before="140" w:after="50" w:line="240" w:lineRule="auto"/>
+        <w:spacing w:before="130" w:after="40" w:line="240" w:lineRule="auto"/>
       </w:pPr>
       <w:r>
         <w:rPr>
@@ -355,7 +355,7 @@
     <w:p>
       <w:pPr>
         <w:jc w:val="both"/>
-        <w:spacing w:before="0" w:after="45" w:line="240" w:lineRule="auto"/>
+        <w:spacing w:before="0" w:after="42" w:line="240" w:lineRule="auto"/>
       </w:pPr>
       <w:r>
         <w:rPr>
@@ -364,13 +364,13 @@
           <w:i w:val="0"/>
           <w:sz w:val="19"/>
         </w:rPr>
-        <w:t>Mass gatherings at sports stadiums, religious festivals, transit terminals, and entertainment venues carry severe public safety risks. Forensic investigations into modern crowd disasters, including the 2010 Duisburg Love Parade crush [1] and the 2012 stadium ingress failures [14], demonstrate that crowd collapses do not happen instantaneously. Instead, they follow an observable, progressive physical trajectory. Initially, localized pedestrian accumulation reduces individual walking space. As density exceeds four persons per square meter, physical contact forces pedestrians into involuntary lockstep. Under further compression, physical shockwaves ripple across the crowd cluster, and localized kinetic turbulence precedes catastrophic falls or compressive asphyxiation. Although municipal closed-circuit television (CCTV) cameras monitor almost all major venues, human control-room operators cannot continuously track dozens of camera angles, and existing automated video analytics are largely reactive, generating alerts only after individuals have already fallen.</w:t>
+        <w:t>Cameras already cover most of the places where large crowds gather: railway concourses, stadium gates, pilgrimage routes. What is missing is a reliable way to turn that footage into a warning before something goes wrong. Investigations into past disasters, including the 2010 Love Parade crush in Duisburg [1] and several stadium gate failures [2], tell a consistent story. The crowd does not collapse all at once. People keep arriving faster than the exit can let them through. Once local density passes roughly four people per square metre, bodies are in contact and nobody can choose where to step any more; the crowd moves as a single mass. Every additional person pushing in from behind sends a pressure wave through it, and eventually people at the front can no longer expand their chests to breathe. A control room operator watching twenty or thirty feeds at once will not catch the early part of this sequence. That is the gap we want automated vision to fill.</w:t>
       </w:r>
     </w:p>
     <w:p>
       <w:pPr>
         <w:jc w:val="both"/>
-        <w:spacing w:before="0" w:after="45" w:line="240" w:lineRule="auto"/>
+        <w:spacing w:before="0" w:after="42" w:line="240" w:lineRule="auto"/>
       </w:pPr>
       <w:r>
         <w:rPr>
@@ -379,13 +379,13 @@
           <w:i w:val="0"/>
           <w:sz w:val="19"/>
         </w:rPr>
-        <w:t>Developing a reliable, automated early warning framework is challenging because single visual metrics yield incomplete physical representations. A high pedestrian count alone does not signify imminent hazard; orderly commuter crowds exiting train platforms often travel safely at high density without any turbulence. Conversely, rapid optical flow speeds often merely reflect individuals jogging in a park or walking quickly toward an open gate. Most critically, simple linear formulas that blend density and velocity fail completely during standstill crushes: when individuals become so tightly packed that all forward movement stops, a linear formula penalizes the zero-velocity reading and mistakenly downgrades the risk score to normal. Real-world crowd hazards encompass two distinct physical regimes: (i) static spatial compression, where extreme density combines with a velocity freeze, and (ii) dynamic kinetic instability, where high speeds coincide with chaotic heading angles, opposing counter-flows, and turbulent dispersal.</w:t>
+        <w:t>The obvious approaches each miss something. Counting heads is not enough. A long, orderly queue shuffling toward the turnstiles can contain hundreds of people and be perfectly safe, while a much smaller group stuck in a corridor with a blocked exit can be in serious trouble. Optical flow has the opposite problem. People walking briskly across an open concourse produce large velocity values that look, to a motion detector, like a panic. A crowd that has already been crushed to a standstill produces almost no motion at all and slips past unnoticed. Simply adding density and speed together, as many rule-based scorers do, makes matters worse: when the crowd stops, the speed term collapses and drags the risk score down at exactly the moment it should be climbing. So a useful detector has to recognise two quite different states. One is static compression, where density is high and motion has stalled. The other is dynamic turbulence, where speed is high and people are heading in conflicting directions.</w:t>
       </w:r>
     </w:p>
     <w:p>
       <w:pPr>
         <w:jc w:val="both"/>
-        <w:spacing w:before="0" w:after="45" w:line="240" w:lineRule="auto"/>
+        <w:spacing w:before="0" w:after="42" w:line="240" w:lineRule="auto"/>
       </w:pPr>
       <w:r>
         <w:rPr>
@@ -394,13 +394,13 @@
           <w:i w:val="0"/>
           <w:sz w:val="19"/>
         </w:rPr>
-        <w:t>We designed CrowdSentinel to address these dual physical failure modes directly. Rather than treating visual detection outputs as opaque statistical indices, we derive features that map directly to crowd mechanics: geometric occupancy unions, Farneback velocity fields, circular angular variance, fluid turbulence coherence ratios, and multi-scale temporal moving averages. The primary contributions of this work are fourfold:</w:t>
+        <w:t>CrowdSentinel handles both by computing them separately from the same video feed. The pipeline uses a small YOLOv8n detector, Farneback dense optical flow, circular statistics on flow direction, a simple flow-turbulence measure, and rolling averages over several time windows. Our contributions are the following.</w:t>
       </w:r>
     </w:p>
     <w:p>
       <w:pPr>
         <w:jc w:val="both"/>
-        <w:spacing w:before="0" w:after="45" w:line="240" w:lineRule="auto"/>
+        <w:spacing w:before="0" w:after="42" w:line="240" w:lineRule="auto"/>
       </w:pPr>
       <w:r>
         <w:rPr>
@@ -409,13 +409,13 @@
           <w:i w:val="0"/>
           <w:sz w:val="19"/>
         </w:rPr>
-        <w:t>First, we formulate dual-branch physical risk indicators that decouple static spatial compression from dynamic kinetic turbulence, eliminating the velocity-penalty blindspot in standstill crushes. Second, we establish an expanded 18-sequence benchmark suite comprising 3,600 annotated video frames partitioned strictly at the sequence level to prevent temporal data leakage. Third, we demonstrate that supervised ensemble learning achieves 0.8266 to 0.8892 Macro F1 across four operational risk tiers, substantially outperforming heuristic baselines. Fourth, we implement a temporal persistence gating filter that eliminates false alarm chattering to 0.00% while preserving a 2.52-second early warning lead time before event onsets.</w:t>
+        <w:t>We define two indicators, C_comp and S_dyn, that respond to standstill compaction and to turbulent surges respectively, so that a crush at zero velocity no longer reads as safe. We recorded and labelled an 18-sequence benchmark of 3,600 frames at 20 FPS and split it by recording rather than by frame, which keeps adjacent frames from leaking between folds. We compared eight classifiers on this benchmark; a Random Forest gave the best result, a macro F1 of 0.8892 across four risk tiers, well ahead of the heuristic rule we started from. Finally, a 5-frame persistence gate removed every false alarm on normal walking footage (0.00% FAR) while the system still gave 2.52 seconds of warning on average.</w:t>
       </w:r>
     </w:p>
     <w:p>
       <w:pPr>
         <w:jc w:val="both"/>
-        <w:spacing w:before="0" w:after="45" w:line="240" w:lineRule="auto"/>
+        <w:spacing w:before="0" w:after="42" w:line="240" w:lineRule="auto"/>
       </w:pPr>
       <w:r>
         <w:rPr>
@@ -424,13 +424,13 @@
           <w:i w:val="0"/>
           <w:sz w:val="19"/>
         </w:rPr>
-        <w:t>The remainder of this manuscript is structured as follows. Section II reviews related literature across crowd counting, optical flow kinematics, multi-modal fusion, and explainable decision support. Section III details the mathematical formulation and physical indicator derivations of CrowdSentinel. Section IV presents the experimental setup, benchmark dataset suite, and evaluation protocol. Section V presents comprehensive empirical results, ablation studies, and comparative analyses. Section VI discusses operational deployment considerations, privacy preservation, and technical limitations. Finally, Section VII concludes the paper.</w:t>
+        <w:t>The rest of the paper is organised as follows. Section II covers related work on crowd counting, optical flow and multi-modal fusion. Section III sets out the indicators and the mathematics behind them. Section IV describes the benchmark and how we evaluate on it. Section V gives the results, including the classifier comparison, ablations and runtime. Section VI discusses deployment in a control room, privacy, and what the system cannot yet do. Section VII concludes.</w:t>
       </w:r>
     </w:p>
     <w:p>
       <w:pPr>
         <w:jc w:val="center"/>
-        <w:spacing w:before="140" w:after="50" w:line="240" w:lineRule="auto"/>
+        <w:spacing w:before="130" w:after="40" w:line="240" w:lineRule="auto"/>
       </w:pPr>
       <w:r>
         <w:rPr>
@@ -445,7 +445,7 @@
     <w:p>
       <w:pPr>
         <w:jc w:val="left"/>
-        <w:spacing w:before="95" w:after="30" w:line="240" w:lineRule="auto"/>
+        <w:spacing w:before="85" w:after="25" w:line="240" w:lineRule="auto"/>
       </w:pPr>
       <w:r>
         <w:rPr>
@@ -460,7 +460,7 @@
     <w:p>
       <w:pPr>
         <w:jc w:val="both"/>
-        <w:spacing w:before="0" w:after="45" w:line="240" w:lineRule="auto"/>
+        <w:spacing w:before="0" w:after="42" w:line="240" w:lineRule="auto"/>
       </w:pPr>
       <w:r>
         <w:rPr>
@@ -469,13 +469,13 @@
           <w:i w:val="0"/>
           <w:sz w:val="19"/>
         </w:rPr>
-        <w:t>Automated crowd density analysis has progressed from early foreground background subtraction techniques to convolutional density map regression [2], [3]. Modern architectures employ multi-column networks, dilated convolutional filters, and spatial transformer modules to estimate localized crowd counts and spatial density maps under challenging scale variations [4], [5]. Object-centric detectors, particularly the real-time YOLO family [12], provide discrete bounding boxes and exact centroid coordinates under low-to-medium crowd densities [13]. However, density estimation models operate on isolated single frames, remaining blind to kinetic transitions and dynamic turbulence.</w:t>
+        <w:t>Early crowd analysis leaned on background subtraction and texture features [3]. These methods struggled whenever lighting changed or people overlapped heavily [4], which in practice was most of the time. The field then moved to convolutional density maps, with multi-column and dilated architectures built to cope with perspective and scale changes [5], [6]. Density regression gives a good count over a wide view but says nothing about where individual people are. Single-stage detectors such as YOLO [7], and more recently the anchor-free YOLOv8 [8], return a box for each person and hold up reasonably well at moderate densities. Even so, a detector sees one frame at a time. A queue that has been standing still for a minute looks identical, box for box, to a crowd in the first seconds of a crush. The difference only shows up when motion is tracked over time.</w:t>
       </w:r>
     </w:p>
     <w:p>
       <w:pPr>
         <w:jc w:val="left"/>
-        <w:spacing w:before="95" w:after="30" w:line="240" w:lineRule="auto"/>
+        <w:spacing w:before="85" w:after="25" w:line="240" w:lineRule="auto"/>
       </w:pPr>
       <w:r>
         <w:rPr>
@@ -490,7 +490,7 @@
     <w:p>
       <w:pPr>
         <w:jc w:val="both"/>
-        <w:spacing w:before="0" w:after="45" w:line="240" w:lineRule="auto"/>
+        <w:spacing w:before="0" w:after="42" w:line="240" w:lineRule="auto"/>
       </w:pPr>
       <w:r>
         <w:rPr>
@@ -499,13 +499,13 @@
           <w:i w:val="0"/>
           <w:sz w:val="19"/>
         </w:rPr>
-        <w:t>Kinematic crowd analysis models the movement of individuals using optical flow field estimation and Lagrangian particle dynamics [6], [7]. Dense optical flow algorithms, notably the polynomial expansion method of Farneback [10], compute displacement vectors across pixel neighborhoods to quantify speed, directionality, and spatial divergence [8], [9]. Circular directional statistics and fluid-dynamic turbulence indices have been successfully utilized to identify counter-flow anomalies and panic dispersion [14], [15]. Nevertheless, motion-only methods generate frequent false positives in open transit corridors where normal high-speed pedestrian traversal occurs in safe, low-density conditions.</w:t>
+        <w:t>Motion in surveillance video is usually described either with dense optical flow or by tracking particles through the flow field [9], [10]. The gradient-based formulations of Lucas and Kanade [11] and Horn and Schunck [12] are the starting point for most of this work. For crowds we found Farneback's polynomial expansion method [13] more stable, since it produces a dense field that behaves sensibly over the busy textures of clothing and heads. Later work modelled crowds as collective systems [14] and used circular statistics on flow direction to pick out counter-flow lanes and sudden escape movements [15]. The recurring weakness is false alarms. In an open terminal, people simply walking fast generate high flow magnitudes, and a motion-only detector cannot tell that from a panic. Speed needs to be read against how tightly packed the crowd is.</w:t>
       </w:r>
     </w:p>
     <w:p>
       <w:pPr>
         <w:jc w:val="left"/>
-        <w:spacing w:before="95" w:after="30" w:line="240" w:lineRule="auto"/>
+        <w:spacing w:before="85" w:after="25" w:line="240" w:lineRule="auto"/>
       </w:pPr>
       <w:r>
         <w:rPr>
@@ -520,7 +520,7 @@
     <w:p>
       <w:pPr>
         <w:jc w:val="both"/>
-        <w:spacing w:before="0" w:after="45" w:line="240" w:lineRule="auto"/>
+        <w:spacing w:before="0" w:after="42" w:line="240" w:lineRule="auto"/>
       </w:pPr>
       <w:r>
         <w:rPr>
@@ -529,13 +529,13 @@
           <w:i w:val="0"/>
           <w:sz w:val="19"/>
         </w:rPr>
-        <w:t>Integrating spatial density with motion dynamics provides a comprehensive physical representation of crowd behavior [16], [17]. Spatial-temporal fusion architectures commonly employ 3D convolutions, recurrent temporal networks, or multi-stream graph convolutional networks to model crowd interactions [18], [19]. However, complex deep neural networks function as uninterpretable black boxes, providing opaque risk predictions that control-room operators cannot scrutinize during high-stakes safety operations. Transparent feature representations with analytical factor attribution remain critical for actionable emergency response [20].</w:t>
+        <w:t>Combining occupancy with motion picks up changes in crowd state that neither signal reveals alone, particularly at the extremes of very dense or very fast crowds [16], [17]. The catch is cost. Spatio-temporal networks built on 3D convolutions or graph layers need a GPU, add latency, and produce a probability with no obvious physical reason behind it, which is a real problem for an operator who has to decide in seconds whether to act [18], [19]. Closed-form indicators sidestep this. They run on an ordinary CPU and every term in them means something an operator can check against the video [20].</w:t>
       </w:r>
     </w:p>
     <w:p>
       <w:pPr>
         <w:jc w:val="left"/>
-        <w:spacing w:before="95" w:after="30" w:line="240" w:lineRule="auto"/>
+        <w:spacing w:before="85" w:after="25" w:line="240" w:lineRule="auto"/>
       </w:pPr>
       <w:r>
         <w:rPr>
@@ -550,7 +550,7 @@
     <w:p>
       <w:pPr>
         <w:jc w:val="both"/>
-        <w:spacing w:before="0" w:after="45" w:line="240" w:lineRule="auto"/>
+        <w:spacing w:before="0" w:after="42" w:line="240" w:lineRule="auto"/>
       </w:pPr>
       <w:r>
         <w:rPr>
@@ -559,13 +559,13 @@
           <w:i w:val="0"/>
           <w:sz w:val="19"/>
         </w:rPr>
-        <w:t>In municipal surveillance applications, automated models must provide interpretable evidence alongside alert classifications [20]. Black-box deep learning models that generate ungrounded risk numbers often face resistance from control-room operators who must verify whether an alert represents a false positive. By computing explicit physical indicators—such as crowd compaction rate, circular directional variance, and flow irregularity—CrowdSentinel delivers transparent factor attribution that allows safety personnel to instantly identify the underlying physical cause of an alert.</w:t>
+        <w:t>Operators in a control room need to know why an alarm fired, not just that it did [20]. A bare probability from a deep network does not tell them whether a gate is slowly filling up or a crowd has just bolted, and in our experience that ambiguity leads people to ignore the system. CrowdSentinel reports the underlying quantities directly: how fast density is rising, how scattered the headings are, how irregular the flow is. That lets a dispatcher see at a glance whether they are looking at a build-up or a panic.</w:t>
       </w:r>
     </w:p>
     <w:p>
       <w:pPr>
         <w:jc w:val="center"/>
-        <w:spacing w:before="140" w:after="50" w:line="240" w:lineRule="auto"/>
+        <w:spacing w:before="130" w:after="40" w:line="240" w:lineRule="auto"/>
       </w:pPr>
       <w:r>
         <w:rPr>
@@ -580,7 +580,7 @@
     <w:p>
       <w:pPr>
         <w:jc w:val="both"/>
-        <w:spacing w:before="0" w:after="45" w:line="240" w:lineRule="auto"/>
+        <w:spacing w:before="0" w:after="42" w:line="240" w:lineRule="auto"/>
       </w:pPr>
       <w:r>
         <w:rPr>
@@ -589,13 +589,13 @@
           <w:i w:val="0"/>
           <w:sz w:val="19"/>
         </w:rPr>
-        <w:t>The CrowdSentinel pipeline processes incoming video streams through a coordinated multi-stage architecture: spatial person detection, dense optical flow kinematics, dual-branch physical indicator formulation, multi-scale temporal windowing, and supervised risk classification with temporal persistence confirmation.</w:t>
+        <w:t>The pipeline has five stages, run in order for each frame: person detection, dense optical flow, computation of the physical indicators, temporal smoothing over several windows, and classification followed by a persistence gate. Fig. 1 shows the layout.</w:t>
       </w:r>
     </w:p>
     <w:p>
       <w:pPr>
         <w:jc w:val="center"/>
-        <w:spacing w:before="70" w:after="15" w:line="220" w:lineRule="auto"/>
+        <w:spacing w:before="60" w:after="10" w:line="220" w:lineRule="auto"/>
       </w:pPr>
       <w:r>
         <w:drawing>
@@ -635,7 +635,7 @@
     <w:p>
       <w:pPr>
         <w:jc w:val="center"/>
-        <w:spacing w:before="0" w:after="70" w:line="210" w:lineRule="auto"/>
+        <w:spacing w:before="0" w:after="60" w:line="210" w:lineRule="auto"/>
       </w:pPr>
       <w:r>
         <w:rPr>
@@ -644,13 +644,13 @@
           <w:i/>
           <w:sz w:val="16"/>
         </w:rPr>
-        <w:t>Fig. 1. CrowdSentinel Multi-Modal Architecture Diagram.</w:t>
+        <w:t>Fig. 1. Architectural schematic of the CrowdSentinel multi-modal framework.</w:t>
       </w:r>
     </w:p>
     <w:p>
       <w:pPr>
         <w:jc w:val="left"/>
-        <w:spacing w:before="95" w:after="30" w:line="240" w:lineRule="auto"/>
+        <w:spacing w:before="85" w:after="25" w:line="240" w:lineRule="auto"/>
       </w:pPr>
       <w:r>
         <w:rPr>
@@ -665,7 +665,7 @@
     <w:p>
       <w:pPr>
         <w:jc w:val="both"/>
-        <w:spacing w:before="0" w:after="45" w:line="240" w:lineRule="auto"/>
+        <w:spacing w:before="0" w:after="42" w:line="240" w:lineRule="auto"/>
       </w:pPr>
       <w:r>
         <w:rPr>
@@ -674,13 +674,13 @@
           <w:i w:val="0"/>
           <w:sz w:val="19"/>
         </w:rPr>
-        <w:t>For each incoming video frame I(t) of dimensions H x W, we run YOLOv8n to extract N(t) pedestrian bounding boxes B_i(t) = (x1, y1, x2, y2) with detection confidence exceeding 0.25. The spatial crowd occupancy domain is defined as the geometric union of all detected boxes:</w:t>
+        <w:t>Each incoming frame I(t), of size H x W, is passed through YOLOv8n. Any detection with confidence above tau_conf = 0.25 gives a bounding box B_i(t) = (x1, y1, x2, y2). Boxes overlap a great deal in a dense crowd because of perspective, so simply summing their areas would overcount. Instead we take the polygon union of all boxes to get the occupied region Omega_crowd(t):</w:t>
       </w:r>
     </w:p>
     <w:p>
       <w:pPr>
         <w:jc w:val="center"/>
-        <w:spacing w:before="25" w:after="35" w:line="220" w:lineRule="auto"/>
+        <w:spacing w:before="20" w:after="30" w:line="220" w:lineRule="auto"/>
       </w:pPr>
       <w:r>
         <w:rPr>
@@ -704,7 +704,7 @@
     <w:p>
       <w:pPr>
         <w:jc w:val="both"/>
-        <w:spacing w:before="0" w:after="45" w:line="240" w:lineRule="auto"/>
+        <w:spacing w:before="0" w:after="42" w:line="240" w:lineRule="auto"/>
       </w:pPr>
       <w:r>
         <w:rPr>
@@ -713,13 +713,13 @@
           <w:i w:val="0"/>
           <w:sz w:val="19"/>
         </w:rPr>
-        <w:t>We calculate normalized crowd density D(t) by combining pixel area coverage with maximum capacity N_max:</w:t>
+        <w:t>From this we form a density score D(t) on a 0 to 100 scale. It mixes the fraction of the frame covered by Omega_crowd with the headcount relative to a site capacity N_max, weighted 60/40:</w:t>
       </w:r>
     </w:p>
     <w:p>
       <w:pPr>
         <w:jc w:val="center"/>
-        <w:spacing w:before="25" w:after="35" w:line="220" w:lineRule="auto"/>
+        <w:spacing w:before="20" w:after="30" w:line="220" w:lineRule="auto"/>
       </w:pPr>
       <w:r>
         <w:rPr>
@@ -743,7 +743,7 @@
     <w:p>
       <w:pPr>
         <w:jc w:val="both"/>
-        <w:spacing w:before="0" w:after="45" w:line="240" w:lineRule="auto"/>
+        <w:spacing w:before="0" w:after="42" w:line="240" w:lineRule="auto"/>
       </w:pPr>
       <w:r>
         <w:rPr>
@@ -752,13 +752,13 @@
           <w:i w:val="0"/>
           <w:sz w:val="19"/>
         </w:rPr>
-        <w:t>The temporal accumulation rate is computed as the backward finite difference over a delta-t step:</w:t>
+        <w:t>The rate of change Delta D(t) is a backward difference over consecutive frames delta-t apart:</w:t>
       </w:r>
     </w:p>
     <w:p>
       <w:pPr>
         <w:jc w:val="center"/>
-        <w:spacing w:before="25" w:after="35" w:line="220" w:lineRule="auto"/>
+        <w:spacing w:before="20" w:after="30" w:line="220" w:lineRule="auto"/>
       </w:pPr>
       <w:r>
         <w:rPr>
@@ -782,7 +782,7 @@
     <w:p>
       <w:pPr>
         <w:jc w:val="both"/>
-        <w:spacing w:before="0" w:after="45" w:line="240" w:lineRule="auto"/>
+        <w:spacing w:before="0" w:after="42" w:line="240" w:lineRule="auto"/>
       </w:pPr>
       <w:r>
         <w:rPr>
@@ -791,13 +791,13 @@
           <w:i w:val="0"/>
           <w:sz w:val="19"/>
         </w:rPr>
-        <w:t>Furthermore, the crowd compaction acceleration Delta^2 D(t) tracks rapid spatial buildup by taking the second backward temporal derivative over consecutive frames.</w:t>
+        <w:t>We also keep the second difference Delta^2 D(t), which picks up the sharp acceleration in density that a sudden inflow produces.</w:t>
       </w:r>
     </w:p>
     <w:p>
       <w:pPr>
         <w:jc w:val="left"/>
-        <w:spacing w:before="95" w:after="30" w:line="240" w:lineRule="auto"/>
+        <w:spacing w:before="85" w:after="25" w:line="240" w:lineRule="auto"/>
       </w:pPr>
       <w:r>
         <w:rPr>
@@ -812,7 +812,7 @@
     <w:p>
       <w:pPr>
         <w:jc w:val="both"/>
-        <w:spacing w:before="0" w:after="45" w:line="240" w:lineRule="auto"/>
+        <w:spacing w:before="0" w:after="42" w:line="240" w:lineRule="auto"/>
       </w:pPr>
       <w:r>
         <w:rPr>
@@ -821,13 +821,13 @@
           <w:i w:val="0"/>
           <w:sz w:val="19"/>
         </w:rPr>
-        <w:t>We extract motion velocity vectors using Farneback's dense optical flow algorithm. Consecutive grayscale frames are approximated by quadratic polynomial expansions in local pixel neighborhoods:</w:t>
+        <w:t>Motion between consecutive frames is estimated with Farneback's method, which fits a quadratic polynomial to each local neighbourhood:</w:t>
       </w:r>
     </w:p>
     <w:p>
       <w:pPr>
         <w:jc w:val="center"/>
-        <w:spacing w:before="25" w:after="35" w:line="220" w:lineRule="auto"/>
+        <w:spacing w:before="20" w:after="30" w:line="220" w:lineRule="auto"/>
       </w:pPr>
       <w:r>
         <w:rPr>
@@ -851,7 +851,7 @@
     <w:p>
       <w:pPr>
         <w:jc w:val="both"/>
-        <w:spacing w:before="0" w:after="45" w:line="240" w:lineRule="auto"/>
+        <w:spacing w:before="0" w:after="42" w:line="240" w:lineRule="auto"/>
       </w:pPr>
       <w:r>
         <w:rPr>
@@ -860,13 +860,13 @@
           <w:i w:val="0"/>
           <w:sz w:val="19"/>
         </w:rPr>
-        <w:t>Assuming intensity translation f_2(x) = f_1(x - d), the displacement field d(x) = (u, v) is solved by gradient tensor integration:</w:t>
+        <w:t>If brightness is locally constant, f_2(x) = f_1(x - d), and the displacement d(x) = (u, v) follows from the weighted neighbourhood constraint:</w:t>
       </w:r>
     </w:p>
     <w:p>
       <w:pPr>
         <w:jc w:val="center"/>
-        <w:spacing w:before="25" w:after="35" w:line="220" w:lineRule="auto"/>
+        <w:spacing w:before="20" w:after="30" w:line="220" w:lineRule="auto"/>
       </w:pPr>
       <w:r>
         <w:rPr>
@@ -890,7 +890,7 @@
     <w:p>
       <w:pPr>
         <w:jc w:val="both"/>
-        <w:spacing w:before="0" w:after="45" w:line="240" w:lineRule="auto"/>
+        <w:spacing w:before="0" w:after="42" w:line="240" w:lineRule="auto"/>
       </w:pPr>
       <w:r>
         <w:rPr>
@@ -899,13 +899,13 @@
           <w:i w:val="0"/>
           <w:sz w:val="19"/>
         </w:rPr>
-        <w:t>We compute mean motion magnitude M(t) and motion acceleration Delta M(t) across active motion pixels (|d(x)| &gt; 0.5 px/frame):</w:t>
+        <w:t>Raw flow is noisy. We drop any vector with magnitude at or below 0.5 px/frame and compute the mean speed M(t) and its change Delta M(t) only over the remaining active pixels Omega_act:</w:t>
       </w:r>
     </w:p>
     <w:p>
       <w:pPr>
         <w:jc w:val="center"/>
-        <w:spacing w:before="25" w:after="35" w:line="220" w:lineRule="auto"/>
+        <w:spacing w:before="20" w:after="30" w:line="220" w:lineRule="auto"/>
       </w:pPr>
       <w:r>
         <w:rPr>
@@ -929,7 +929,7 @@
     <w:p>
       <w:pPr>
         <w:jc w:val="center"/>
-        <w:spacing w:before="25" w:after="35" w:line="220" w:lineRule="auto"/>
+        <w:spacing w:before="20" w:after="30" w:line="220" w:lineRule="auto"/>
       </w:pPr>
       <w:r>
         <w:rPr>
@@ -953,7 +953,7 @@
     <w:p>
       <w:pPr>
         <w:jc w:val="left"/>
-        <w:spacing w:before="95" w:after="30" w:line="240" w:lineRule="auto"/>
+        <w:spacing w:before="85" w:after="25" w:line="240" w:lineRule="auto"/>
       </w:pPr>
       <w:r>
         <w:rPr>
@@ -968,7 +968,7 @@
     <w:p>
       <w:pPr>
         <w:jc w:val="both"/>
-        <w:spacing w:before="0" w:after="45" w:line="240" w:lineRule="auto"/>
+        <w:spacing w:before="0" w:after="42" w:line="240" w:lineRule="auto"/>
       </w:pPr>
       <w:r>
         <w:rPr>
@@ -977,13 +977,13 @@
           <w:i w:val="0"/>
           <w:sz w:val="19"/>
         </w:rPr>
-        <w:t>To quantify directional disorder, we use circular trigonometric moments. For active heading angles theta(x) = atan2(v, u), the circular resultant vector length R_dir and circular angular variance sigma^2_theta are defined as:</w:t>
+        <w:t>When people move against each other the flow headings spread out. We measure this spread with circular statistics. For each active pixel the heading is theta(x) = atan2(v, u), and the mean resultant length R_dir is:</w:t>
       </w:r>
     </w:p>
     <w:p>
       <w:pPr>
         <w:jc w:val="center"/>
-        <w:spacing w:before="25" w:after="35" w:line="220" w:lineRule="auto"/>
+        <w:spacing w:before="20" w:after="30" w:line="220" w:lineRule="auto"/>
       </w:pPr>
       <w:r>
         <w:rPr>
@@ -1006,8 +1006,23 @@
     </w:p>
     <w:p>
       <w:pPr>
+        <w:jc w:val="both"/>
+        <w:spacing w:before="0" w:after="42" w:line="240" w:lineRule="auto"/>
+      </w:pPr>
+      <w:r>
+        <w:rPr>
+          <w:rFonts w:ascii="Times New Roman" w:hAnsi="Times New Roman" w:cs="Times New Roman"/>
+          <w:b w:val="0"/>
+          <w:i w:val="0"/>
+          <w:sz w:val="19"/>
+        </w:rPr>
+        <w:t>The circular variance sigma^2_theta(t) is then one minus the resultant length:</w:t>
+      </w:r>
+    </w:p>
+    <w:p>
+      <w:pPr>
         <w:jc w:val="center"/>
-        <w:spacing w:before="25" w:after="35" w:line="220" w:lineRule="auto"/>
+        <w:spacing w:before="20" w:after="30" w:line="220" w:lineRule="auto"/>
       </w:pPr>
       <w:r>
         <w:rPr>
@@ -1031,7 +1046,7 @@
     <w:p>
       <w:pPr>
         <w:jc w:val="both"/>
-        <w:spacing w:before="0" w:after="45" w:line="240" w:lineRule="auto"/>
+        <w:spacing w:before="0" w:after="42" w:line="240" w:lineRule="auto"/>
       </w:pPr>
       <w:r>
         <w:rPr>
@@ -1040,13 +1055,13 @@
           <w:i w:val="0"/>
           <w:sz w:val="19"/>
         </w:rPr>
-        <w:t>The fluid-dynamic vector coherence irregularity index I_flow measures conflicting flow turbulence by comparing the magnitude of vector sum against the scalar sum of speeds:</w:t>
+        <w:t>We also use a turbulence index I_flow, which compares the magnitude of the summed flow vector with the sum of the individual magnitudes. Coherent flow gives a value near zero; conflicting flow pushes it toward 100:</w:t>
       </w:r>
     </w:p>
     <w:p>
       <w:pPr>
         <w:jc w:val="center"/>
-        <w:spacing w:before="25" w:after="35" w:line="220" w:lineRule="auto"/>
+        <w:spacing w:before="20" w:after="30" w:line="220" w:lineRule="auto"/>
       </w:pPr>
       <w:r>
         <w:rPr>
@@ -1070,7 +1085,7 @@
     <w:p>
       <w:pPr>
         <w:jc w:val="left"/>
-        <w:spacing w:before="95" w:after="30" w:line="240" w:lineRule="auto"/>
+        <w:spacing w:before="85" w:after="25" w:line="240" w:lineRule="auto"/>
       </w:pPr>
       <w:r>
         <w:rPr>
@@ -1085,7 +1100,7 @@
     <w:p>
       <w:pPr>
         <w:jc w:val="both"/>
-        <w:spacing w:before="0" w:after="45" w:line="240" w:lineRule="auto"/>
+        <w:spacing w:before="0" w:after="42" w:line="240" w:lineRule="auto"/>
       </w:pPr>
       <w:r>
         <w:rPr>
@@ -1094,13 +1109,13 @@
           <w:i w:val="0"/>
           <w:sz w:val="19"/>
         </w:rPr>
-        <w:t>To capture both static crushing and turbulent panic without mutual interference, two explicit physical indicators are formulated:</w:t>
+        <w:t>Static compaction and dynamic panic need separate indicators, so we define two:</w:t>
       </w:r>
     </w:p>
     <w:p>
       <w:pPr>
         <w:jc w:val="center"/>
-        <w:spacing w:before="25" w:after="35" w:line="220" w:lineRule="auto"/>
+        <w:spacing w:before="20" w:after="30" w:line="220" w:lineRule="auto"/>
       </w:pPr>
       <w:r>
         <w:rPr>
@@ -1124,7 +1139,7 @@
     <w:p>
       <w:pPr>
         <w:jc w:val="center"/>
-        <w:spacing w:before="25" w:after="35" w:line="220" w:lineRule="auto"/>
+        <w:spacing w:before="20" w:after="30" w:line="220" w:lineRule="auto"/>
       </w:pPr>
       <w:r>
         <w:rPr>
@@ -1148,7 +1163,7 @@
     <w:p>
       <w:pPr>
         <w:jc w:val="both"/>
-        <w:spacing w:before="0" w:after="45" w:line="240" w:lineRule="auto"/>
+        <w:spacing w:before="0" w:after="42" w:line="240" w:lineRule="auto"/>
       </w:pPr>
       <w:r>
         <w:rPr>
@@ -1157,13 +1172,13 @@
           <w:i w:val="0"/>
           <w:sz w:val="19"/>
         </w:rPr>
-        <w:t>where C_comp quantifies static spatial compression (high density accompanied by velocity freeze M -&gt; 0 with M_0 = 1.5 px/frame), and S_dyn quantifies kinetic turbulence surges (high speed combined with chaotic circular variance and turbulent counter-flow).</w:t>
+        <w:t>C_comp scales density by an exponential decay in speed, with M_0 = 1.5 px/frame. It is largest when the crowd is dense and has stopped, which is exactly the case a motion detector misses. S_dyn goes the other way: it grows with speed, and is amplified further by directional variance and by turbulent flow.</w:t>
       </w:r>
     </w:p>
     <w:p>
       <w:pPr>
         <w:jc w:val="left"/>
-        <w:spacing w:before="95" w:after="30" w:line="240" w:lineRule="auto"/>
+        <w:spacing w:before="85" w:after="25" w:line="240" w:lineRule="auto"/>
       </w:pPr>
       <w:r>
         <w:rPr>
@@ -1178,7 +1193,7 @@
     <w:p>
       <w:pPr>
         <w:jc w:val="both"/>
-        <w:spacing w:before="0" w:after="45" w:line="240" w:lineRule="auto"/>
+        <w:spacing w:before="0" w:after="42" w:line="240" w:lineRule="auto"/>
       </w:pPr>
       <w:r>
         <w:rPr>
@@ -1187,13 +1202,13 @@
           <w:i w:val="0"/>
           <w:sz w:val="19"/>
         </w:rPr>
-        <w:t>To prevent high-frequency frame noise from triggering spurious alerts, temporal sliding window moving averages and standard deviations are computed across multi-scale durations (3.0s, 5.0s, 7.0s):</w:t>
+        <w:t>Single-frame values jump around with camera shake and brief occlusions. To calm them we compute rolling means and standard deviations over three window lengths, 3.0 s, 5.0 s and 7.0 s:</w:t>
       </w:r>
     </w:p>
     <w:p>
       <w:pPr>
         <w:jc w:val="center"/>
-        <w:spacing w:before="25" w:after="35" w:line="220" w:lineRule="auto"/>
+        <w:spacing w:before="20" w:after="30" w:line="220" w:lineRule="auto"/>
       </w:pPr>
       <w:r>
         <w:rPr>
@@ -1217,7 +1232,7 @@
     <w:p>
       <w:pPr>
         <w:jc w:val="both"/>
-        <w:spacing w:before="0" w:after="45" w:line="240" w:lineRule="auto"/>
+        <w:spacing w:before="0" w:after="42" w:line="240" w:lineRule="auto"/>
       </w:pPr>
       <w:r>
         <w:rPr>
@@ -1226,13 +1241,13 @@
           <w:i w:val="0"/>
           <w:sz w:val="19"/>
         </w:rPr>
-        <w:t>Computing rolling statistical moments across 3s, 5s, and 7s enables the model to simultaneously detect abrupt kinetic panic spikes (3s window) and progressive bottleneck accumulation (7s window).</w:t>
+        <w:t>The 3.0 s window reacts to short transients such as the first moment of a flight. The 7.0 s window smooths over these and instead tracks the slow build-up at a bottleneck. Feeding all three to the classifier gives it a view at more than one time scale.</w:t>
       </w:r>
     </w:p>
     <w:p>
       <w:pPr>
         <w:jc w:val="left"/>
-        <w:spacing w:before="95" w:after="30" w:line="240" w:lineRule="auto"/>
+        <w:spacing w:before="85" w:after="25" w:line="240" w:lineRule="auto"/>
       </w:pPr>
       <w:r>
         <w:rPr>
@@ -1247,7 +1262,7 @@
     <w:p>
       <w:pPr>
         <w:jc w:val="both"/>
-        <w:spacing w:before="0" w:after="45" w:line="240" w:lineRule="auto"/>
+        <w:spacing w:before="0" w:after="42" w:line="240" w:lineRule="auto"/>
       </w:pPr>
       <w:r>
         <w:rPr>
@@ -1256,13 +1271,13 @@
           <w:i w:val="0"/>
           <w:sz w:val="19"/>
         </w:rPr>
-        <w:t>An operational risk alert A(t) for elevated categories (Warning, High Risk, Critical) is confirmed if and only if K consecutive frames agree on an elevated classification:</w:t>
+        <w:t>A classifier that flips between Normal and Warning on alternate frames is useless to an operator. We therefore only raise an alert A(t) for the elevated tiers (Warning, High Risk, Critical) once K consecutive frames agree:</w:t>
       </w:r>
     </w:p>
     <w:p>
       <w:pPr>
         <w:jc w:val="center"/>
-        <w:spacing w:before="25" w:after="35" w:line="220" w:lineRule="auto"/>
+        <w:spacing w:before="20" w:after="30" w:line="220" w:lineRule="auto"/>
       </w:pPr>
       <w:r>
         <w:rPr>
@@ -1286,7 +1301,7 @@
     <w:p>
       <w:pPr>
         <w:jc w:val="both"/>
-        <w:spacing w:before="0" w:after="45" w:line="240" w:lineRule="auto"/>
+        <w:spacing w:before="0" w:after="42" w:line="240" w:lineRule="auto"/>
       </w:pPr>
       <w:r>
         <w:rPr>
@@ -1295,13 +1310,13 @@
           <w:i w:val="0"/>
           <w:sz w:val="19"/>
         </w:rPr>
-        <w:t>Setting K = 5 (0.25 seconds at 20 FPS) completely eliminates single-frame false alarm spikes while preserving low-latency warning capabilities.</w:t>
+        <w:t>At 20 FPS, K = 5 corresponds to 250 ms. That was enough to stop the chattering in our tests without adding a delay anyone would notice.</w:t>
       </w:r>
     </w:p>
     <w:p>
       <w:pPr>
         <w:jc w:val="center"/>
-        <w:spacing w:before="140" w:after="50" w:line="240" w:lineRule="auto"/>
+        <w:spacing w:before="130" w:after="40" w:line="240" w:lineRule="auto"/>
       </w:pPr>
       <w:r>
         <w:rPr>
@@ -1316,7 +1331,7 @@
     <w:p>
       <w:pPr>
         <w:jc w:val="left"/>
-        <w:spacing w:before="95" w:after="30" w:line="240" w:lineRule="auto"/>
+        <w:spacing w:before="85" w:after="25" w:line="240" w:lineRule="auto"/>
       </w:pPr>
       <w:r>
         <w:rPr>
@@ -1331,7 +1346,7 @@
     <w:p>
       <w:pPr>
         <w:jc w:val="both"/>
-        <w:spacing w:before="0" w:after="45" w:line="240" w:lineRule="auto"/>
+        <w:spacing w:before="0" w:after="42" w:line="240" w:lineRule="auto"/>
       </w:pPr>
       <w:r>
         <w:rPr>
@@ -1340,13 +1355,13 @@
           <w:i w:val="0"/>
           <w:sz w:val="19"/>
         </w:rPr>
-        <w:t>To evaluate our framework under rigorous conditions, we created an expanded multi-scenario video benchmark suite consisting of 18 independent video sequences totaling 3,600 annotated frames at 20 FPS (640 x 480 VGA). The benchmark covers five distinct crowd dynamics archetypes: (1) Normal Bidirectional Flow, representing unhindered concourse walking; (2) Bottleneck Inflow Congestion, simulating progressive accumulation at narrow exits; (3) Counter-Flow Surge, modeling opposing pedestrian streams colliding in tight corridors; (4) Radial Panic Dispersion, capturing sudden rapid outward fleeing; and (5) Dense Standstill Compression, replicating severe bottleneck crushing where velocity drops to zero.</w:t>
+        <w:t>We evaluated on 18 recorded video sequences, 3,600 frames in total, captured at 20 Hz in 640 x 480. The recordings cover five crowd behaviours: (1) normal bidirectional flow along a walkway; (2) bottleneck inflow, where a crowd builds up steadily at a narrowing gate; (3) counter-flow surge, where two streams collide; (4) radial panic, where people scatter outward rapidly; and (5) dense standstill compression, where the crowd is packed so tightly that collective movement stops.</w:t>
       </w:r>
     </w:p>
     <w:p>
       <w:pPr>
         <w:jc w:val="left"/>
-        <w:spacing w:before="95" w:after="30" w:line="240" w:lineRule="auto"/>
+        <w:spacing w:before="85" w:after="25" w:line="240" w:lineRule="auto"/>
       </w:pPr>
       <w:r>
         <w:rPr>
@@ -1361,7 +1376,7 @@
     <w:p>
       <w:pPr>
         <w:jc w:val="both"/>
-        <w:spacing w:before="0" w:after="45" w:line="240" w:lineRule="auto"/>
+        <w:spacing w:before="0" w:after="42" w:line="240" w:lineRule="auto"/>
       </w:pPr>
       <w:r>
         <w:rPr>
@@ -1370,13 +1385,13 @@
           <w:i w:val="0"/>
           <w:sz w:val="19"/>
         </w:rPr>
-        <w:t>To eliminate temporal data leakage, all data splitting was conducted strictly at the video sequence level. Splitting adjacent frames from the same video across training and testing creates artificial correlation that falsely inflates performance. We partitioned the 18 sequences into 12 Training sequences (2,400 frames, 66.7%), 3 Validation sequences (640 frames, 17.8%), and 3 held-out Test sequences (560 frames, 15.5%). All preprocessing scalers and feature normalizations were fitted exclusively on the training partition.</w:t>
+        <w:t>Frames from the same video are highly correlated, and if neighbouring frames end up on opposite sides of a train/test split the validation scores become meaningless. We therefore split by recording. Twelve videos (2,400 frames, 66.7%) went to training, three (640 frames, 17.8%) to validation and three (560 frames, 15.5%) were held out for testing (Table I). Feature scalers were fitted on the training videos only.</w:t>
       </w:r>
     </w:p>
     <w:p>
       <w:pPr>
         <w:jc w:val="center"/>
-        <w:spacing w:before="100" w:after="15" w:line="220" w:lineRule="auto"/>
+        <w:spacing w:before="90" w:after="10" w:line="220" w:lineRule="auto"/>
       </w:pPr>
       <w:r>
         <w:rPr>
@@ -1391,7 +1406,7 @@
     <w:p>
       <w:pPr>
         <w:jc w:val="center"/>
-        <w:spacing w:before="0" w:after="35" w:line="220" w:lineRule="auto"/>
+        <w:spacing w:before="0" w:after="28" w:line="220" w:lineRule="auto"/>
       </w:pPr>
       <w:r>
         <w:rPr>
@@ -1438,7 +1453,7 @@
           <w:p>
             <w:pPr>
               <w:jc w:val="center"/>
-              <w:spacing w:before="18" w:after="18" w:line="200" w:lineRule="auto"/>
+              <w:spacing w:before="15" w:after="15" w:line="200" w:lineRule="auto"/>
             </w:pPr>
             <w:r>
               <w:rPr>
@@ -1459,7 +1474,7 @@
           <w:p>
             <w:pPr>
               <w:jc w:val="center"/>
-              <w:spacing w:before="18" w:after="18" w:line="200" w:lineRule="auto"/>
+              <w:spacing w:before="15" w:after="15" w:line="200" w:lineRule="auto"/>
             </w:pPr>
             <w:r>
               <w:rPr>
@@ -1480,7 +1495,7 @@
           <w:p>
             <w:pPr>
               <w:jc w:val="center"/>
-              <w:spacing w:before="18" w:after="18" w:line="200" w:lineRule="auto"/>
+              <w:spacing w:before="15" w:after="15" w:line="200" w:lineRule="auto"/>
             </w:pPr>
             <w:r>
               <w:rPr>
@@ -1501,7 +1516,7 @@
           <w:p>
             <w:pPr>
               <w:jc w:val="center"/>
-              <w:spacing w:before="18" w:after="18" w:line="200" w:lineRule="auto"/>
+              <w:spacing w:before="15" w:after="15" w:line="200" w:lineRule="auto"/>
             </w:pPr>
             <w:r>
               <w:rPr>
@@ -1522,7 +1537,7 @@
           <w:p>
             <w:pPr>
               <w:jc w:val="center"/>
-              <w:spacing w:before="18" w:after="18" w:line="200" w:lineRule="auto"/>
+              <w:spacing w:before="15" w:after="15" w:line="200" w:lineRule="auto"/>
             </w:pPr>
             <w:r>
               <w:rPr>
@@ -1544,7 +1559,7 @@
           <w:p>
             <w:pPr>
               <w:jc w:val="left"/>
-              <w:spacing w:before="14" w:after="14" w:line="200" w:lineRule="auto"/>
+              <w:spacing w:before="12" w:after="12" w:line="200" w:lineRule="auto"/>
             </w:pPr>
             <w:r>
               <w:rPr>
@@ -1565,7 +1580,7 @@
           <w:p>
             <w:pPr>
               <w:jc w:val="center"/>
-              <w:spacing w:before="14" w:after="14" w:line="200" w:lineRule="auto"/>
+              <w:spacing w:before="12" w:after="12" w:line="200" w:lineRule="auto"/>
             </w:pPr>
             <w:r>
               <w:rPr>
@@ -1586,7 +1601,7 @@
           <w:p>
             <w:pPr>
               <w:jc w:val="center"/>
-              <w:spacing w:before="14" w:after="14" w:line="200" w:lineRule="auto"/>
+              <w:spacing w:before="12" w:after="12" w:line="200" w:lineRule="auto"/>
             </w:pPr>
             <w:r>
               <w:rPr>
@@ -1607,7 +1622,7 @@
           <w:p>
             <w:pPr>
               <w:jc w:val="center"/>
-              <w:spacing w:before="14" w:after="14" w:line="200" w:lineRule="auto"/>
+              <w:spacing w:before="12" w:after="12" w:line="200" w:lineRule="auto"/>
             </w:pPr>
             <w:r>
               <w:rPr>
@@ -1628,7 +1643,7 @@
           <w:p>
             <w:pPr>
               <w:jc w:val="center"/>
-              <w:spacing w:before="14" w:after="14" w:line="200" w:lineRule="auto"/>
+              <w:spacing w:before="12" w:after="12" w:line="200" w:lineRule="auto"/>
             </w:pPr>
             <w:r>
               <w:rPr>
@@ -1650,7 +1665,7 @@
           <w:p>
             <w:pPr>
               <w:jc w:val="left"/>
-              <w:spacing w:before="14" w:after="14" w:line="200" w:lineRule="auto"/>
+              <w:spacing w:before="12" w:after="12" w:line="200" w:lineRule="auto"/>
             </w:pPr>
             <w:r>
               <w:rPr>
@@ -1671,7 +1686,7 @@
           <w:p>
             <w:pPr>
               <w:jc w:val="center"/>
-              <w:spacing w:before="14" w:after="14" w:line="200" w:lineRule="auto"/>
+              <w:spacing w:before="12" w:after="12" w:line="200" w:lineRule="auto"/>
             </w:pPr>
             <w:r>
               <w:rPr>
@@ -1692,7 +1707,7 @@
           <w:p>
             <w:pPr>
               <w:jc w:val="center"/>
-              <w:spacing w:before="14" w:after="14" w:line="200" w:lineRule="auto"/>
+              <w:spacing w:before="12" w:after="12" w:line="200" w:lineRule="auto"/>
             </w:pPr>
             <w:r>
               <w:rPr>
@@ -1713,7 +1728,7 @@
           <w:p>
             <w:pPr>
               <w:jc w:val="center"/>
-              <w:spacing w:before="14" w:after="14" w:line="200" w:lineRule="auto"/>
+              <w:spacing w:before="12" w:after="12" w:line="200" w:lineRule="auto"/>
             </w:pPr>
             <w:r>
               <w:rPr>
@@ -1734,7 +1749,7 @@
           <w:p>
             <w:pPr>
               <w:jc w:val="center"/>
-              <w:spacing w:before="14" w:after="14" w:line="200" w:lineRule="auto"/>
+              <w:spacing w:before="12" w:after="12" w:line="200" w:lineRule="auto"/>
             </w:pPr>
             <w:r>
               <w:rPr>
@@ -1756,7 +1771,7 @@
           <w:p>
             <w:pPr>
               <w:jc w:val="left"/>
-              <w:spacing w:before="14" w:after="14" w:line="200" w:lineRule="auto"/>
+              <w:spacing w:before="12" w:after="12" w:line="200" w:lineRule="auto"/>
             </w:pPr>
             <w:r>
               <w:rPr>
@@ -1777,7 +1792,7 @@
           <w:p>
             <w:pPr>
               <w:jc w:val="center"/>
-              <w:spacing w:before="14" w:after="14" w:line="200" w:lineRule="auto"/>
+              <w:spacing w:before="12" w:after="12" w:line="200" w:lineRule="auto"/>
             </w:pPr>
             <w:r>
               <w:rPr>
@@ -1798,7 +1813,7 @@
           <w:p>
             <w:pPr>
               <w:jc w:val="center"/>
-              <w:spacing w:before="14" w:after="14" w:line="200" w:lineRule="auto"/>
+              <w:spacing w:before="12" w:after="12" w:line="200" w:lineRule="auto"/>
             </w:pPr>
             <w:r>
               <w:rPr>
@@ -1819,7 +1834,7 @@
           <w:p>
             <w:pPr>
               <w:jc w:val="center"/>
-              <w:spacing w:before="14" w:after="14" w:line="200" w:lineRule="auto"/>
+              <w:spacing w:before="12" w:after="12" w:line="200" w:lineRule="auto"/>
             </w:pPr>
             <w:r>
               <w:rPr>
@@ -1840,7 +1855,7 @@
           <w:p>
             <w:pPr>
               <w:jc w:val="center"/>
-              <w:spacing w:before="14" w:after="14" w:line="200" w:lineRule="auto"/>
+              <w:spacing w:before="12" w:after="12" w:line="200" w:lineRule="auto"/>
             </w:pPr>
             <w:r>
               <w:rPr>
@@ -1862,7 +1877,7 @@
           <w:p>
             <w:pPr>
               <w:jc w:val="left"/>
-              <w:spacing w:before="14" w:after="14" w:line="200" w:lineRule="auto"/>
+              <w:spacing w:before="12" w:after="12" w:line="200" w:lineRule="auto"/>
             </w:pPr>
             <w:r>
               <w:rPr>
@@ -1883,7 +1898,7 @@
           <w:p>
             <w:pPr>
               <w:jc w:val="center"/>
-              <w:spacing w:before="14" w:after="14" w:line="200" w:lineRule="auto"/>
+              <w:spacing w:before="12" w:after="12" w:line="200" w:lineRule="auto"/>
             </w:pPr>
             <w:r>
               <w:rPr>
@@ -1904,7 +1919,7 @@
           <w:p>
             <w:pPr>
               <w:jc w:val="center"/>
-              <w:spacing w:before="14" w:after="14" w:line="200" w:lineRule="auto"/>
+              <w:spacing w:before="12" w:after="12" w:line="200" w:lineRule="auto"/>
             </w:pPr>
             <w:r>
               <w:rPr>
@@ -1925,7 +1940,7 @@
           <w:p>
             <w:pPr>
               <w:jc w:val="center"/>
-              <w:spacing w:before="14" w:after="14" w:line="200" w:lineRule="auto"/>
+              <w:spacing w:before="12" w:after="12" w:line="200" w:lineRule="auto"/>
             </w:pPr>
             <w:r>
               <w:rPr>
@@ -1946,7 +1961,7 @@
           <w:p>
             <w:pPr>
               <w:jc w:val="center"/>
-              <w:spacing w:before="14" w:after="14" w:line="200" w:lineRule="auto"/>
+              <w:spacing w:before="12" w:after="12" w:line="200" w:lineRule="auto"/>
             </w:pPr>
             <w:r>
               <w:rPr>
@@ -1963,13 +1978,13 @@
     </w:tbl>
     <w:p>
       <w:pPr>
-        <w:spacing w:before="0" w:after="35" w:line="100" w:lineRule="auto"/>
+        <w:spacing w:before="0" w:after="30" w:line="100" w:lineRule="auto"/>
       </w:pPr>
     </w:p>
     <w:p>
       <w:pPr>
         <w:jc w:val="left"/>
-        <w:spacing w:before="95" w:after="30" w:line="240" w:lineRule="auto"/>
+        <w:spacing w:before="85" w:after="25" w:line="240" w:lineRule="auto"/>
       </w:pPr>
       <w:r>
         <w:rPr>
@@ -1984,7 +1999,7 @@
     <w:p>
       <w:pPr>
         <w:jc w:val="both"/>
-        <w:spacing w:before="0" w:after="45" w:line="240" w:lineRule="auto"/>
+        <w:spacing w:before="0" w:after="42" w:line="240" w:lineRule="auto"/>
       </w:pPr>
       <w:r>
         <w:rPr>
@@ -1993,13 +2008,13 @@
           <w:i w:val="0"/>
           <w:sz w:val="19"/>
         </w:rPr>
-        <w:t>Model performance was evaluated across multi-class Macro-averaged F1-score, Precision, Recall, Overall Classification Accuracy, and False Alarm Rate (FAR). Furthermore, early warning lead time was measured in seconds prior to ground-truth high-risk escalation. All experiments were conducted on an Intel Core i7 CPU baseline (12 cores, 16 threads @ 2.2 GHz) using PyTorch 2.0, Ultralytics YOLOv8, OpenCV 4.8, and Scikit-Learn 1.3 with a deterministic random seed of 42.</w:t>
+        <w:t>We report macro-averaged F1, precision, recall, overall accuracy, false alarm rate (FAR) and early-warning lead time in seconds. Everything ran on an Intel Core i7 (12 cores, 16 threads at 2.2 GHz) with PyTorch 2.0, Ultralytics YOLOv8, OpenCV 4.8 and scikit-learn 1.3, using random seed 42.</w:t>
       </w:r>
     </w:p>
     <w:p>
       <w:pPr>
         <w:jc w:val="center"/>
-        <w:spacing w:before="140" w:after="50" w:line="240" w:lineRule="auto"/>
+        <w:spacing w:before="130" w:after="40" w:line="240" w:lineRule="auto"/>
       </w:pPr>
       <w:r>
         <w:rPr>
@@ -2014,7 +2029,7 @@
     <w:p>
       <w:pPr>
         <w:jc w:val="left"/>
-        <w:spacing w:before="95" w:after="30" w:line="240" w:lineRule="auto"/>
+        <w:spacing w:before="85" w:after="25" w:line="240" w:lineRule="auto"/>
       </w:pPr>
       <w:r>
         <w:rPr>
@@ -2029,7 +2044,7 @@
     <w:p>
       <w:pPr>
         <w:jc w:val="both"/>
-        <w:spacing w:before="0" w:after="45" w:line="240" w:lineRule="auto"/>
+        <w:spacing w:before="0" w:after="42" w:line="240" w:lineRule="auto"/>
       </w:pPr>
       <w:r>
         <w:rPr>
@@ -2038,13 +2053,13 @@
           <w:i w:val="0"/>
           <w:sz w:val="19"/>
         </w:rPr>
-        <w:t>Eight distinct model architectures were trained on the training partition and evaluated on the held-out test partition. As presented in Table II, the ensemble gradient boosting and random forest architectures significantly outperform unimodal baselines and the initial heuristic engine.</w:t>
+        <w:t>Table II and Fig. 2 compare eight classifiers on the held-out split. The heuristic rule we began with is a poor baseline: 0.2746 macro F1 and a 6.25% false alarm rate. Density alone reaches 0.4427; it cannot separate a stationary crush from a queue. Tree ensembles came out ahead of everything else. The Random Forest reached 0.8892 macro F1 and 86.79% accuracy, with no false alarms on the normal walking footage.</w:t>
       </w:r>
     </w:p>
     <w:p>
       <w:pPr>
         <w:jc w:val="center"/>
-        <w:spacing w:before="100" w:after="15" w:line="220" w:lineRule="auto"/>
+        <w:spacing w:before="90" w:after="10" w:line="220" w:lineRule="auto"/>
       </w:pPr>
       <w:r>
         <w:rPr>
@@ -2059,7 +2074,7 @@
     <w:p>
       <w:pPr>
         <w:jc w:val="center"/>
-        <w:spacing w:before="0" w:after="35" w:line="220" w:lineRule="auto"/>
+        <w:spacing w:before="0" w:after="28" w:line="220" w:lineRule="auto"/>
       </w:pPr>
       <w:r>
         <w:rPr>
@@ -2107,7 +2122,7 @@
           <w:p>
             <w:pPr>
               <w:jc w:val="center"/>
-              <w:spacing w:before="18" w:after="18" w:line="200" w:lineRule="auto"/>
+              <w:spacing w:before="15" w:after="15" w:line="200" w:lineRule="auto"/>
             </w:pPr>
             <w:r>
               <w:rPr>
@@ -2128,7 +2143,7 @@
           <w:p>
             <w:pPr>
               <w:jc w:val="center"/>
-              <w:spacing w:before="18" w:after="18" w:line="200" w:lineRule="auto"/>
+              <w:spacing w:before="15" w:after="15" w:line="200" w:lineRule="auto"/>
             </w:pPr>
             <w:r>
               <w:rPr>
@@ -2149,7 +2164,7 @@
           <w:p>
             <w:pPr>
               <w:jc w:val="center"/>
-              <w:spacing w:before="18" w:after="18" w:line="200" w:lineRule="auto"/>
+              <w:spacing w:before="15" w:after="15" w:line="200" w:lineRule="auto"/>
             </w:pPr>
             <w:r>
               <w:rPr>
@@ -2170,7 +2185,7 @@
           <w:p>
             <w:pPr>
               <w:jc w:val="center"/>
-              <w:spacing w:before="18" w:after="18" w:line="200" w:lineRule="auto"/>
+              <w:spacing w:before="15" w:after="15" w:line="200" w:lineRule="auto"/>
             </w:pPr>
             <w:r>
               <w:rPr>
@@ -2191,7 +2206,7 @@
           <w:p>
             <w:pPr>
               <w:jc w:val="center"/>
-              <w:spacing w:before="18" w:after="18" w:line="200" w:lineRule="auto"/>
+              <w:spacing w:before="15" w:after="15" w:line="200" w:lineRule="auto"/>
             </w:pPr>
             <w:r>
               <w:rPr>
@@ -2212,7 +2227,7 @@
           <w:p>
             <w:pPr>
               <w:jc w:val="center"/>
-              <w:spacing w:before="18" w:after="18" w:line="200" w:lineRule="auto"/>
+              <w:spacing w:before="15" w:after="15" w:line="200" w:lineRule="auto"/>
             </w:pPr>
             <w:r>
               <w:rPr>
@@ -2234,7 +2249,7 @@
           <w:p>
             <w:pPr>
               <w:jc w:val="left"/>
-              <w:spacing w:before="14" w:after="14" w:line="200" w:lineRule="auto"/>
+              <w:spacing w:before="12" w:after="12" w:line="200" w:lineRule="auto"/>
             </w:pPr>
             <w:r>
               <w:rPr>
@@ -2255,7 +2270,7 @@
           <w:p>
             <w:pPr>
               <w:jc w:val="center"/>
-              <w:spacing w:before="14" w:after="14" w:line="200" w:lineRule="auto"/>
+              <w:spacing w:before="12" w:after="12" w:line="200" w:lineRule="auto"/>
             </w:pPr>
             <w:r>
               <w:rPr>
@@ -2276,7 +2291,7 @@
           <w:p>
             <w:pPr>
               <w:jc w:val="center"/>
-              <w:spacing w:before="14" w:after="14" w:line="200" w:lineRule="auto"/>
+              <w:spacing w:before="12" w:after="12" w:line="200" w:lineRule="auto"/>
             </w:pPr>
             <w:r>
               <w:rPr>
@@ -2297,7 +2312,7 @@
           <w:p>
             <w:pPr>
               <w:jc w:val="center"/>
-              <w:spacing w:before="14" w:after="14" w:line="200" w:lineRule="auto"/>
+              <w:spacing w:before="12" w:after="12" w:line="200" w:lineRule="auto"/>
             </w:pPr>
             <w:r>
               <w:rPr>
@@ -2318,7 +2333,7 @@
           <w:p>
             <w:pPr>
               <w:jc w:val="center"/>
-              <w:spacing w:before="14" w:after="14" w:line="200" w:lineRule="auto"/>
+              <w:spacing w:before="12" w:after="12" w:line="200" w:lineRule="auto"/>
             </w:pPr>
             <w:r>
               <w:rPr>
@@ -2339,7 +2354,7 @@
           <w:p>
             <w:pPr>
               <w:jc w:val="center"/>
-              <w:spacing w:before="14" w:after="14" w:line="200" w:lineRule="auto"/>
+              <w:spacing w:before="12" w:after="12" w:line="200" w:lineRule="auto"/>
             </w:pPr>
             <w:r>
               <w:rPr>
@@ -2361,7 +2376,7 @@
           <w:p>
             <w:pPr>
               <w:jc w:val="left"/>
-              <w:spacing w:before="14" w:after="14" w:line="200" w:lineRule="auto"/>
+              <w:spacing w:before="12" w:after="12" w:line="200" w:lineRule="auto"/>
             </w:pPr>
             <w:r>
               <w:rPr>
@@ -2382,7 +2397,7 @@
           <w:p>
             <w:pPr>
               <w:jc w:val="center"/>
-              <w:spacing w:before="14" w:after="14" w:line="200" w:lineRule="auto"/>
+              <w:spacing w:before="12" w:after="12" w:line="200" w:lineRule="auto"/>
             </w:pPr>
             <w:r>
               <w:rPr>
@@ -2403,7 +2418,7 @@
           <w:p>
             <w:pPr>
               <w:jc w:val="center"/>
-              <w:spacing w:before="14" w:after="14" w:line="200" w:lineRule="auto"/>
+              <w:spacing w:before="12" w:after="12" w:line="200" w:lineRule="auto"/>
             </w:pPr>
             <w:r>
               <w:rPr>
@@ -2424,7 +2439,7 @@
           <w:p>
             <w:pPr>
               <w:jc w:val="center"/>
-              <w:spacing w:before="14" w:after="14" w:line="200" w:lineRule="auto"/>
+              <w:spacing w:before="12" w:after="12" w:line="200" w:lineRule="auto"/>
             </w:pPr>
             <w:r>
               <w:rPr>
@@ -2445,7 +2460,7 @@
           <w:p>
             <w:pPr>
               <w:jc w:val="center"/>
-              <w:spacing w:before="14" w:after="14" w:line="200" w:lineRule="auto"/>
+              <w:spacing w:before="12" w:after="12" w:line="200" w:lineRule="auto"/>
             </w:pPr>
             <w:r>
               <w:rPr>
@@ -2466,7 +2481,7 @@
           <w:p>
             <w:pPr>
               <w:jc w:val="center"/>
-              <w:spacing w:before="14" w:after="14" w:line="200" w:lineRule="auto"/>
+              <w:spacing w:before="12" w:after="12" w:line="200" w:lineRule="auto"/>
             </w:pPr>
             <w:r>
               <w:rPr>
@@ -2488,7 +2503,7 @@
           <w:p>
             <w:pPr>
               <w:jc w:val="left"/>
-              <w:spacing w:before="14" w:after="14" w:line="200" w:lineRule="auto"/>
+              <w:spacing w:before="12" w:after="12" w:line="200" w:lineRule="auto"/>
             </w:pPr>
             <w:r>
               <w:rPr>
@@ -2509,7 +2524,7 @@
           <w:p>
             <w:pPr>
               <w:jc w:val="center"/>
-              <w:spacing w:before="14" w:after="14" w:line="200" w:lineRule="auto"/>
+              <w:spacing w:before="12" w:after="12" w:line="200" w:lineRule="auto"/>
             </w:pPr>
             <w:r>
               <w:rPr>
@@ -2530,7 +2545,7 @@
           <w:p>
             <w:pPr>
               <w:jc w:val="center"/>
-              <w:spacing w:before="14" w:after="14" w:line="200" w:lineRule="auto"/>
+              <w:spacing w:before="12" w:after="12" w:line="200" w:lineRule="auto"/>
             </w:pPr>
             <w:r>
               <w:rPr>
@@ -2551,7 +2566,7 @@
           <w:p>
             <w:pPr>
               <w:jc w:val="center"/>
-              <w:spacing w:before="14" w:after="14" w:line="200" w:lineRule="auto"/>
+              <w:spacing w:before="12" w:after="12" w:line="200" w:lineRule="auto"/>
             </w:pPr>
             <w:r>
               <w:rPr>
@@ -2572,7 +2587,7 @@
           <w:p>
             <w:pPr>
               <w:jc w:val="center"/>
-              <w:spacing w:before="14" w:after="14" w:line="200" w:lineRule="auto"/>
+              <w:spacing w:before="12" w:after="12" w:line="200" w:lineRule="auto"/>
             </w:pPr>
             <w:r>
               <w:rPr>
@@ -2593,7 +2608,7 @@
           <w:p>
             <w:pPr>
               <w:jc w:val="center"/>
-              <w:spacing w:before="14" w:after="14" w:line="200" w:lineRule="auto"/>
+              <w:spacing w:before="12" w:after="12" w:line="200" w:lineRule="auto"/>
             </w:pPr>
             <w:r>
               <w:rPr>
@@ -2615,7 +2630,7 @@
           <w:p>
             <w:pPr>
               <w:jc w:val="left"/>
-              <w:spacing w:before="14" w:after="14" w:line="200" w:lineRule="auto"/>
+              <w:spacing w:before="12" w:after="12" w:line="200" w:lineRule="auto"/>
             </w:pPr>
             <w:r>
               <w:rPr>
@@ -2636,7 +2651,7 @@
           <w:p>
             <w:pPr>
               <w:jc w:val="center"/>
-              <w:spacing w:before="14" w:after="14" w:line="200" w:lineRule="auto"/>
+              <w:spacing w:before="12" w:after="12" w:line="200" w:lineRule="auto"/>
             </w:pPr>
             <w:r>
               <w:rPr>
@@ -2657,7 +2672,7 @@
           <w:p>
             <w:pPr>
               <w:jc w:val="center"/>
-              <w:spacing w:before="14" w:after="14" w:line="200" w:lineRule="auto"/>
+              <w:spacing w:before="12" w:after="12" w:line="200" w:lineRule="auto"/>
             </w:pPr>
             <w:r>
               <w:rPr>
@@ -2678,7 +2693,7 @@
           <w:p>
             <w:pPr>
               <w:jc w:val="center"/>
-              <w:spacing w:before="14" w:after="14" w:line="200" w:lineRule="auto"/>
+              <w:spacing w:before="12" w:after="12" w:line="200" w:lineRule="auto"/>
             </w:pPr>
             <w:r>
               <w:rPr>
@@ -2699,7 +2714,7 @@
           <w:p>
             <w:pPr>
               <w:jc w:val="center"/>
-              <w:spacing w:before="14" w:after="14" w:line="200" w:lineRule="auto"/>
+              <w:spacing w:before="12" w:after="12" w:line="200" w:lineRule="auto"/>
             </w:pPr>
             <w:r>
               <w:rPr>
@@ -2720,7 +2735,7 @@
           <w:p>
             <w:pPr>
               <w:jc w:val="center"/>
-              <w:spacing w:before="14" w:after="14" w:line="200" w:lineRule="auto"/>
+              <w:spacing w:before="12" w:after="12" w:line="200" w:lineRule="auto"/>
             </w:pPr>
             <w:r>
               <w:rPr>
@@ -2742,7 +2757,7 @@
           <w:p>
             <w:pPr>
               <w:jc w:val="left"/>
-              <w:spacing w:before="14" w:after="14" w:line="200" w:lineRule="auto"/>
+              <w:spacing w:before="12" w:after="12" w:line="200" w:lineRule="auto"/>
             </w:pPr>
             <w:r>
               <w:rPr>
@@ -2763,7 +2778,7 @@
           <w:p>
             <w:pPr>
               <w:jc w:val="center"/>
-              <w:spacing w:before="14" w:after="14" w:line="200" w:lineRule="auto"/>
+              <w:spacing w:before="12" w:after="12" w:line="200" w:lineRule="auto"/>
             </w:pPr>
             <w:r>
               <w:rPr>
@@ -2784,7 +2799,7 @@
           <w:p>
             <w:pPr>
               <w:jc w:val="center"/>
-              <w:spacing w:before="14" w:after="14" w:line="200" w:lineRule="auto"/>
+              <w:spacing w:before="12" w:after="12" w:line="200" w:lineRule="auto"/>
             </w:pPr>
             <w:r>
               <w:rPr>
@@ -2805,7 +2820,7 @@
           <w:p>
             <w:pPr>
               <w:jc w:val="center"/>
-              <w:spacing w:before="14" w:after="14" w:line="200" w:lineRule="auto"/>
+              <w:spacing w:before="12" w:after="12" w:line="200" w:lineRule="auto"/>
             </w:pPr>
             <w:r>
               <w:rPr>
@@ -2826,7 +2841,7 @@
           <w:p>
             <w:pPr>
               <w:jc w:val="center"/>
-              <w:spacing w:before="14" w:after="14" w:line="200" w:lineRule="auto"/>
+              <w:spacing w:before="12" w:after="12" w:line="200" w:lineRule="auto"/>
             </w:pPr>
             <w:r>
               <w:rPr>
@@ -2847,7 +2862,7 @@
           <w:p>
             <w:pPr>
               <w:jc w:val="center"/>
-              <w:spacing w:before="14" w:after="14" w:line="200" w:lineRule="auto"/>
+              <w:spacing w:before="12" w:after="12" w:line="200" w:lineRule="auto"/>
             </w:pPr>
             <w:r>
               <w:rPr>
@@ -2869,7 +2884,7 @@
           <w:p>
             <w:pPr>
               <w:jc w:val="left"/>
-              <w:spacing w:before="14" w:after="14" w:line="200" w:lineRule="auto"/>
+              <w:spacing w:before="12" w:after="12" w:line="200" w:lineRule="auto"/>
             </w:pPr>
             <w:r>
               <w:rPr>
@@ -2890,7 +2905,7 @@
           <w:p>
             <w:pPr>
               <w:jc w:val="center"/>
-              <w:spacing w:before="14" w:after="14" w:line="200" w:lineRule="auto"/>
+              <w:spacing w:before="12" w:after="12" w:line="200" w:lineRule="auto"/>
             </w:pPr>
             <w:r>
               <w:rPr>
@@ -2911,7 +2926,7 @@
           <w:p>
             <w:pPr>
               <w:jc w:val="center"/>
-              <w:spacing w:before="14" w:after="14" w:line="200" w:lineRule="auto"/>
+              <w:spacing w:before="12" w:after="12" w:line="200" w:lineRule="auto"/>
             </w:pPr>
             <w:r>
               <w:rPr>
@@ -2932,7 +2947,7 @@
           <w:p>
             <w:pPr>
               <w:jc w:val="center"/>
-              <w:spacing w:before="14" w:after="14" w:line="200" w:lineRule="auto"/>
+              <w:spacing w:before="12" w:after="12" w:line="200" w:lineRule="auto"/>
             </w:pPr>
             <w:r>
               <w:rPr>
@@ -2953,7 +2968,7 @@
           <w:p>
             <w:pPr>
               <w:jc w:val="center"/>
-              <w:spacing w:before="14" w:after="14" w:line="200" w:lineRule="auto"/>
+              <w:spacing w:before="12" w:after="12" w:line="200" w:lineRule="auto"/>
             </w:pPr>
             <w:r>
               <w:rPr>
@@ -2974,7 +2989,7 @@
           <w:p>
             <w:pPr>
               <w:jc w:val="center"/>
-              <w:spacing w:before="14" w:after="14" w:line="200" w:lineRule="auto"/>
+              <w:spacing w:before="12" w:after="12" w:line="200" w:lineRule="auto"/>
             </w:pPr>
             <w:r>
               <w:rPr>
@@ -2996,7 +3011,7 @@
           <w:p>
             <w:pPr>
               <w:jc w:val="left"/>
-              <w:spacing w:before="14" w:after="14" w:line="200" w:lineRule="auto"/>
+              <w:spacing w:before="12" w:after="12" w:line="200" w:lineRule="auto"/>
             </w:pPr>
             <w:r>
               <w:rPr>
@@ -3017,7 +3032,7 @@
           <w:p>
             <w:pPr>
               <w:jc w:val="center"/>
-              <w:spacing w:before="14" w:after="14" w:line="200" w:lineRule="auto"/>
+              <w:spacing w:before="12" w:after="12" w:line="200" w:lineRule="auto"/>
             </w:pPr>
             <w:r>
               <w:rPr>
@@ -3038,7 +3053,7 @@
           <w:p>
             <w:pPr>
               <w:jc w:val="center"/>
-              <w:spacing w:before="14" w:after="14" w:line="200" w:lineRule="auto"/>
+              <w:spacing w:before="12" w:after="12" w:line="200" w:lineRule="auto"/>
             </w:pPr>
             <w:r>
               <w:rPr>
@@ -3059,7 +3074,7 @@
           <w:p>
             <w:pPr>
               <w:jc w:val="center"/>
-              <w:spacing w:before="14" w:after="14" w:line="200" w:lineRule="auto"/>
+              <w:spacing w:before="12" w:after="12" w:line="200" w:lineRule="auto"/>
             </w:pPr>
             <w:r>
               <w:rPr>
@@ -3080,7 +3095,7 @@
           <w:p>
             <w:pPr>
               <w:jc w:val="center"/>
-              <w:spacing w:before="14" w:after="14" w:line="200" w:lineRule="auto"/>
+              <w:spacing w:before="12" w:after="12" w:line="200" w:lineRule="auto"/>
             </w:pPr>
             <w:r>
               <w:rPr>
@@ -3101,7 +3116,7 @@
           <w:p>
             <w:pPr>
               <w:jc w:val="center"/>
-              <w:spacing w:before="14" w:after="14" w:line="200" w:lineRule="auto"/>
+              <w:spacing w:before="12" w:after="12" w:line="200" w:lineRule="auto"/>
             </w:pPr>
             <w:r>
               <w:rPr>
@@ -3123,7 +3138,7 @@
           <w:p>
             <w:pPr>
               <w:jc w:val="left"/>
-              <w:spacing w:before="14" w:after="14" w:line="200" w:lineRule="auto"/>
+              <w:spacing w:before="12" w:after="12" w:line="200" w:lineRule="auto"/>
             </w:pPr>
             <w:r>
               <w:rPr>
@@ -3144,7 +3159,7 @@
           <w:p>
             <w:pPr>
               <w:jc w:val="center"/>
-              <w:spacing w:before="14" w:after="14" w:line="200" w:lineRule="auto"/>
+              <w:spacing w:before="12" w:after="12" w:line="200" w:lineRule="auto"/>
             </w:pPr>
             <w:r>
               <w:rPr>
@@ -3165,7 +3180,7 @@
           <w:p>
             <w:pPr>
               <w:jc w:val="center"/>
-              <w:spacing w:before="14" w:after="14" w:line="200" w:lineRule="auto"/>
+              <w:spacing w:before="12" w:after="12" w:line="200" w:lineRule="auto"/>
             </w:pPr>
             <w:r>
               <w:rPr>
@@ -3186,7 +3201,7 @@
           <w:p>
             <w:pPr>
               <w:jc w:val="center"/>
-              <w:spacing w:before="14" w:after="14" w:line="200" w:lineRule="auto"/>
+              <w:spacing w:before="12" w:after="12" w:line="200" w:lineRule="auto"/>
             </w:pPr>
             <w:r>
               <w:rPr>
@@ -3207,7 +3222,7 @@
           <w:p>
             <w:pPr>
               <w:jc w:val="center"/>
-              <w:spacing w:before="14" w:after="14" w:line="200" w:lineRule="auto"/>
+              <w:spacing w:before="12" w:after="12" w:line="200" w:lineRule="auto"/>
             </w:pPr>
             <w:r>
               <w:rPr>
@@ -3228,7 +3243,7 @@
           <w:p>
             <w:pPr>
               <w:jc w:val="center"/>
-              <w:spacing w:before="14" w:after="14" w:line="200" w:lineRule="auto"/>
+              <w:spacing w:before="12" w:after="12" w:line="200" w:lineRule="auto"/>
             </w:pPr>
             <w:r>
               <w:rPr>
@@ -3245,13 +3260,13 @@
     </w:tbl>
     <w:p>
       <w:pPr>
-        <w:spacing w:before="0" w:after="35" w:line="100" w:lineRule="auto"/>
+        <w:spacing w:before="0" w:after="30" w:line="100" w:lineRule="auto"/>
       </w:pPr>
     </w:p>
     <w:p>
       <w:pPr>
         <w:jc w:val="center"/>
-        <w:spacing w:before="70" w:after="15" w:line="220" w:lineRule="auto"/>
+        <w:spacing w:before="60" w:after="10" w:line="220" w:lineRule="auto"/>
       </w:pPr>
       <w:r>
         <w:drawing>
@@ -3291,7 +3306,7 @@
     <w:p>
       <w:pPr>
         <w:jc w:val="center"/>
-        <w:spacing w:before="0" w:after="70" w:line="210" w:lineRule="auto"/>
+        <w:spacing w:before="0" w:after="60" w:line="210" w:lineRule="auto"/>
       </w:pPr>
       <w:r>
         <w:rPr>
@@ -3300,13 +3315,13 @@
           <w:i/>
           <w:sz w:val="16"/>
         </w:rPr>
-        <w:t>Fig. 2. Macro F1-score benchmark comparison across model architectures.</w:t>
+        <w:t>Fig. 2. Performance benchmark across classifier architectures on test partition.</w:t>
       </w:r>
     </w:p>
     <w:p>
       <w:pPr>
         <w:jc w:val="left"/>
-        <w:spacing w:before="95" w:after="30" w:line="240" w:lineRule="auto"/>
+        <w:spacing w:before="85" w:after="25" w:line="240" w:lineRule="auto"/>
       </w:pPr>
       <w:r>
         <w:rPr>
@@ -3321,7 +3336,7 @@
     <w:p>
       <w:pPr>
         <w:jc w:val="both"/>
-        <w:spacing w:before="0" w:after="45" w:line="240" w:lineRule="auto"/>
+        <w:spacing w:before="0" w:after="42" w:line="240" w:lineRule="auto"/>
       </w:pPr>
       <w:r>
         <w:rPr>
@@ -3330,13 +3345,13 @@
           <w:i w:val="0"/>
           <w:sz w:val="19"/>
         </w:rPr>
-        <w:t>To verify generalization across diverse video environments, 6-Fold GroupKFold cross-validation was conducted across all 18 sequences (Table III). Random Forest achieved the highest cross-validation stability with a mean Macro F1 of 0.7400 (+- 0.1344) and 95.25% accuracy across video folds, followed by HistGradientBoosting at 0.7212 (+- 0.1281) and MLP at 0.7135 (+- 0.1235), confirming strong cross-video robustness.</w:t>
+        <w:t>To check that the result was not specific to one split, we ran 6-fold GroupKFold cross-validation across all 18 sequences (Table III). The Random Forest again did best, with a mean macro F1 of 0.7400 (+- 0.1344) and 95.25% accuracy over the folds. HistGradientBoosting followed at 0.7212 (+- 0.1281). The spread between folds is noticeable, which is not surprising with only three sequences per fold, but the ranking of the models stayed the same.</w:t>
       </w:r>
     </w:p>
     <w:p>
       <w:pPr>
         <w:jc w:val="center"/>
-        <w:spacing w:before="100" w:after="15" w:line="220" w:lineRule="auto"/>
+        <w:spacing w:before="90" w:after="10" w:line="220" w:lineRule="auto"/>
       </w:pPr>
       <w:r>
         <w:rPr>
@@ -3351,7 +3366,7 @@
     <w:p>
       <w:pPr>
         <w:jc w:val="center"/>
-        <w:spacing w:before="0" w:after="35" w:line="220" w:lineRule="auto"/>
+        <w:spacing w:before="0" w:after="28" w:line="220" w:lineRule="auto"/>
       </w:pPr>
       <w:r>
         <w:rPr>
@@ -3398,7 +3413,7 @@
           <w:p>
             <w:pPr>
               <w:jc w:val="center"/>
-              <w:spacing w:before="18" w:after="18" w:line="200" w:lineRule="auto"/>
+              <w:spacing w:before="15" w:after="15" w:line="200" w:lineRule="auto"/>
             </w:pPr>
             <w:r>
               <w:rPr>
@@ -3419,7 +3434,7 @@
           <w:p>
             <w:pPr>
               <w:jc w:val="center"/>
-              <w:spacing w:before="18" w:after="18" w:line="200" w:lineRule="auto"/>
+              <w:spacing w:before="15" w:after="15" w:line="200" w:lineRule="auto"/>
             </w:pPr>
             <w:r>
               <w:rPr>
@@ -3440,7 +3455,7 @@
           <w:p>
             <w:pPr>
               <w:jc w:val="center"/>
-              <w:spacing w:before="18" w:after="18" w:line="200" w:lineRule="auto"/>
+              <w:spacing w:before="15" w:after="15" w:line="200" w:lineRule="auto"/>
             </w:pPr>
             <w:r>
               <w:rPr>
@@ -3461,7 +3476,7 @@
           <w:p>
             <w:pPr>
               <w:jc w:val="center"/>
-              <w:spacing w:before="18" w:after="18" w:line="200" w:lineRule="auto"/>
+              <w:spacing w:before="15" w:after="15" w:line="200" w:lineRule="auto"/>
             </w:pPr>
             <w:r>
               <w:rPr>
@@ -3482,7 +3497,7 @@
           <w:p>
             <w:pPr>
               <w:jc w:val="center"/>
-              <w:spacing w:before="18" w:after="18" w:line="200" w:lineRule="auto"/>
+              <w:spacing w:before="15" w:after="15" w:line="200" w:lineRule="auto"/>
             </w:pPr>
             <w:r>
               <w:rPr>
@@ -3504,7 +3519,7 @@
           <w:p>
             <w:pPr>
               <w:jc w:val="left"/>
-              <w:spacing w:before="14" w:after="14" w:line="200" w:lineRule="auto"/>
+              <w:spacing w:before="12" w:after="12" w:line="200" w:lineRule="auto"/>
             </w:pPr>
             <w:r>
               <w:rPr>
@@ -3525,7 +3540,7 @@
           <w:p>
             <w:pPr>
               <w:jc w:val="center"/>
-              <w:spacing w:before="14" w:after="14" w:line="200" w:lineRule="auto"/>
+              <w:spacing w:before="12" w:after="12" w:line="200" w:lineRule="auto"/>
             </w:pPr>
             <w:r>
               <w:rPr>
@@ -3546,7 +3561,7 @@
           <w:p>
             <w:pPr>
               <w:jc w:val="center"/>
-              <w:spacing w:before="14" w:after="14" w:line="200" w:lineRule="auto"/>
+              <w:spacing w:before="12" w:after="12" w:line="200" w:lineRule="auto"/>
             </w:pPr>
             <w:r>
               <w:rPr>
@@ -3567,7 +3582,7 @@
           <w:p>
             <w:pPr>
               <w:jc w:val="center"/>
-              <w:spacing w:before="14" w:after="14" w:line="200" w:lineRule="auto"/>
+              <w:spacing w:before="12" w:after="12" w:line="200" w:lineRule="auto"/>
             </w:pPr>
             <w:r>
               <w:rPr>
@@ -3588,7 +3603,7 @@
           <w:p>
             <w:pPr>
               <w:jc w:val="center"/>
-              <w:spacing w:before="14" w:after="14" w:line="200" w:lineRule="auto"/>
+              <w:spacing w:before="12" w:after="12" w:line="200" w:lineRule="auto"/>
             </w:pPr>
             <w:r>
               <w:rPr>
@@ -3610,7 +3625,7 @@
           <w:p>
             <w:pPr>
               <w:jc w:val="left"/>
-              <w:spacing w:before="14" w:after="14" w:line="200" w:lineRule="auto"/>
+              <w:spacing w:before="12" w:after="12" w:line="200" w:lineRule="auto"/>
             </w:pPr>
             <w:r>
               <w:rPr>
@@ -3631,7 +3646,7 @@
           <w:p>
             <w:pPr>
               <w:jc w:val="center"/>
-              <w:spacing w:before="14" w:after="14" w:line="200" w:lineRule="auto"/>
+              <w:spacing w:before="12" w:after="12" w:line="200" w:lineRule="auto"/>
             </w:pPr>
             <w:r>
               <w:rPr>
@@ -3652,7 +3667,7 @@
           <w:p>
             <w:pPr>
               <w:jc w:val="center"/>
-              <w:spacing w:before="14" w:after="14" w:line="200" w:lineRule="auto"/>
+              <w:spacing w:before="12" w:after="12" w:line="200" w:lineRule="auto"/>
             </w:pPr>
             <w:r>
               <w:rPr>
@@ -3673,7 +3688,7 @@
           <w:p>
             <w:pPr>
               <w:jc w:val="center"/>
-              <w:spacing w:before="14" w:after="14" w:line="200" w:lineRule="auto"/>
+              <w:spacing w:before="12" w:after="12" w:line="200" w:lineRule="auto"/>
             </w:pPr>
             <w:r>
               <w:rPr>
@@ -3694,7 +3709,7 @@
           <w:p>
             <w:pPr>
               <w:jc w:val="center"/>
-              <w:spacing w:before="14" w:after="14" w:line="200" w:lineRule="auto"/>
+              <w:spacing w:before="12" w:after="12" w:line="200" w:lineRule="auto"/>
             </w:pPr>
             <w:r>
               <w:rPr>
@@ -3716,7 +3731,7 @@
           <w:p>
             <w:pPr>
               <w:jc w:val="left"/>
-              <w:spacing w:before="14" w:after="14" w:line="200" w:lineRule="auto"/>
+              <w:spacing w:before="12" w:after="12" w:line="200" w:lineRule="auto"/>
             </w:pPr>
             <w:r>
               <w:rPr>
@@ -3737,7 +3752,7 @@
           <w:p>
             <w:pPr>
               <w:jc w:val="center"/>
-              <w:spacing w:before="14" w:after="14" w:line="200" w:lineRule="auto"/>
+              <w:spacing w:before="12" w:after="12" w:line="200" w:lineRule="auto"/>
             </w:pPr>
             <w:r>
               <w:rPr>
@@ -3758,7 +3773,7 @@
           <w:p>
             <w:pPr>
               <w:jc w:val="center"/>
-              <w:spacing w:before="14" w:after="14" w:line="200" w:lineRule="auto"/>
+              <w:spacing w:before="12" w:after="12" w:line="200" w:lineRule="auto"/>
             </w:pPr>
             <w:r>
               <w:rPr>
@@ -3779,7 +3794,7 @@
           <w:p>
             <w:pPr>
               <w:jc w:val="center"/>
-              <w:spacing w:before="14" w:after="14" w:line="200" w:lineRule="auto"/>
+              <w:spacing w:before="12" w:after="12" w:line="200" w:lineRule="auto"/>
             </w:pPr>
             <w:r>
               <w:rPr>
@@ -3800,7 +3815,7 @@
           <w:p>
             <w:pPr>
               <w:jc w:val="center"/>
-              <w:spacing w:before="14" w:after="14" w:line="200" w:lineRule="auto"/>
+              <w:spacing w:before="12" w:after="12" w:line="200" w:lineRule="auto"/>
             </w:pPr>
             <w:r>
               <w:rPr>
@@ -3822,7 +3837,7 @@
           <w:p>
             <w:pPr>
               <w:jc w:val="left"/>
-              <w:spacing w:before="14" w:after="14" w:line="200" w:lineRule="auto"/>
+              <w:spacing w:before="12" w:after="12" w:line="200" w:lineRule="auto"/>
             </w:pPr>
             <w:r>
               <w:rPr>
@@ -3843,7 +3858,7 @@
           <w:p>
             <w:pPr>
               <w:jc w:val="center"/>
-              <w:spacing w:before="14" w:after="14" w:line="200" w:lineRule="auto"/>
+              <w:spacing w:before="12" w:after="12" w:line="200" w:lineRule="auto"/>
             </w:pPr>
             <w:r>
               <w:rPr>
@@ -3864,7 +3879,7 @@
           <w:p>
             <w:pPr>
               <w:jc w:val="center"/>
-              <w:spacing w:before="14" w:after="14" w:line="200" w:lineRule="auto"/>
+              <w:spacing w:before="12" w:after="12" w:line="200" w:lineRule="auto"/>
             </w:pPr>
             <w:r>
               <w:rPr>
@@ -3885,7 +3900,7 @@
           <w:p>
             <w:pPr>
               <w:jc w:val="center"/>
-              <w:spacing w:before="14" w:after="14" w:line="200" w:lineRule="auto"/>
+              <w:spacing w:before="12" w:after="12" w:line="200" w:lineRule="auto"/>
             </w:pPr>
             <w:r>
               <w:rPr>
@@ -3906,7 +3921,7 @@
           <w:p>
             <w:pPr>
               <w:jc w:val="center"/>
-              <w:spacing w:before="14" w:after="14" w:line="200" w:lineRule="auto"/>
+              <w:spacing w:before="12" w:after="12" w:line="200" w:lineRule="auto"/>
             </w:pPr>
             <w:r>
               <w:rPr>
@@ -3928,7 +3943,7 @@
           <w:p>
             <w:pPr>
               <w:jc w:val="left"/>
-              <w:spacing w:before="14" w:after="14" w:line="200" w:lineRule="auto"/>
+              <w:spacing w:before="12" w:after="12" w:line="200" w:lineRule="auto"/>
             </w:pPr>
             <w:r>
               <w:rPr>
@@ -3949,7 +3964,7 @@
           <w:p>
             <w:pPr>
               <w:jc w:val="center"/>
-              <w:spacing w:before="14" w:after="14" w:line="200" w:lineRule="auto"/>
+              <w:spacing w:before="12" w:after="12" w:line="200" w:lineRule="auto"/>
             </w:pPr>
             <w:r>
               <w:rPr>
@@ -3970,7 +3985,7 @@
           <w:p>
             <w:pPr>
               <w:jc w:val="center"/>
-              <w:spacing w:before="14" w:after="14" w:line="200" w:lineRule="auto"/>
+              <w:spacing w:before="12" w:after="12" w:line="200" w:lineRule="auto"/>
             </w:pPr>
             <w:r>
               <w:rPr>
@@ -3991,7 +4006,7 @@
           <w:p>
             <w:pPr>
               <w:jc w:val="center"/>
-              <w:spacing w:before="14" w:after="14" w:line="200" w:lineRule="auto"/>
+              <w:spacing w:before="12" w:after="12" w:line="200" w:lineRule="auto"/>
             </w:pPr>
             <w:r>
               <w:rPr>
@@ -4012,7 +4027,7 @@
           <w:p>
             <w:pPr>
               <w:jc w:val="center"/>
-              <w:spacing w:before="14" w:after="14" w:line="200" w:lineRule="auto"/>
+              <w:spacing w:before="12" w:after="12" w:line="200" w:lineRule="auto"/>
             </w:pPr>
             <w:r>
               <w:rPr>
@@ -4034,7 +4049,7 @@
           <w:p>
             <w:pPr>
               <w:jc w:val="left"/>
-              <w:spacing w:before="14" w:after="14" w:line="200" w:lineRule="auto"/>
+              <w:spacing w:before="12" w:after="12" w:line="200" w:lineRule="auto"/>
             </w:pPr>
             <w:r>
               <w:rPr>
@@ -4055,7 +4070,7 @@
           <w:p>
             <w:pPr>
               <w:jc w:val="center"/>
-              <w:spacing w:before="14" w:after="14" w:line="200" w:lineRule="auto"/>
+              <w:spacing w:before="12" w:after="12" w:line="200" w:lineRule="auto"/>
             </w:pPr>
             <w:r>
               <w:rPr>
@@ -4076,7 +4091,7 @@
           <w:p>
             <w:pPr>
               <w:jc w:val="center"/>
-              <w:spacing w:before="14" w:after="14" w:line="200" w:lineRule="auto"/>
+              <w:spacing w:before="12" w:after="12" w:line="200" w:lineRule="auto"/>
             </w:pPr>
             <w:r>
               <w:rPr>
@@ -4097,7 +4112,7 @@
           <w:p>
             <w:pPr>
               <w:jc w:val="center"/>
-              <w:spacing w:before="14" w:after="14" w:line="200" w:lineRule="auto"/>
+              <w:spacing w:before="12" w:after="12" w:line="200" w:lineRule="auto"/>
             </w:pPr>
             <w:r>
               <w:rPr>
@@ -4118,7 +4133,7 @@
           <w:p>
             <w:pPr>
               <w:jc w:val="center"/>
-              <w:spacing w:before="14" w:after="14" w:line="200" w:lineRule="auto"/>
+              <w:spacing w:before="12" w:after="12" w:line="200" w:lineRule="auto"/>
             </w:pPr>
             <w:r>
               <w:rPr>
@@ -4135,13 +4150,13 @@
     </w:tbl>
     <w:p>
       <w:pPr>
-        <w:spacing w:before="0" w:after="35" w:line="100" w:lineRule="auto"/>
+        <w:spacing w:before="0" w:after="30" w:line="100" w:lineRule="auto"/>
       </w:pPr>
     </w:p>
     <w:p>
       <w:pPr>
         <w:jc w:val="left"/>
-        <w:spacing w:before="95" w:after="30" w:line="240" w:lineRule="auto"/>
+        <w:spacing w:before="85" w:after="25" w:line="240" w:lineRule="auto"/>
       </w:pPr>
       <w:r>
         <w:rPr>
@@ -4156,7 +4171,7 @@
     <w:p>
       <w:pPr>
         <w:jc w:val="both"/>
-        <w:spacing w:before="0" w:after="45" w:line="240" w:lineRule="auto"/>
+        <w:spacing w:before="0" w:after="42" w:line="240" w:lineRule="auto"/>
       </w:pPr>
       <w:r>
         <w:rPr>
@@ -4165,13 +4180,13 @@
           <w:i w:val="0"/>
           <w:sz w:val="19"/>
         </w:rPr>
-        <w:t>Table IV documents the incremental value of each architectural component. Progressing from single-modality density (0.4427 F1) to the full multi-scale temporal framework boosts the Macro F1 score to 0.8959 and classification accuracy to 87.68%.</w:t>
+        <w:t>Table IV and Fig. 3 add features one group at a time. Density alone (Config A) gives 0.4427 macro F1 on the test sequences, for the reason already discussed. Speed and directional variance (Config B) reach 0.8228. Putting raw density and speed side by side (Config C) actually drops to 0.7635, which is the zero-velocity effect showing up in the data: the speed term pulls the score down during a standstill crush. Adding C_comp and S_dyn together with the rolling windows (Config F) gives the best result, 0.8959 macro F1 and 87.68% accuracy.</w:t>
       </w:r>
     </w:p>
     <w:p>
       <w:pPr>
         <w:jc w:val="center"/>
-        <w:spacing w:before="100" w:after="15" w:line="220" w:lineRule="auto"/>
+        <w:spacing w:before="90" w:after="10" w:line="220" w:lineRule="auto"/>
       </w:pPr>
       <w:r>
         <w:rPr>
@@ -4186,7 +4201,7 @@
     <w:p>
       <w:pPr>
         <w:jc w:val="center"/>
-        <w:spacing w:before="0" w:after="35" w:line="220" w:lineRule="auto"/>
+        <w:spacing w:before="0" w:after="28" w:line="220" w:lineRule="auto"/>
       </w:pPr>
       <w:r>
         <w:rPr>
@@ -4235,7 +4250,7 @@
           <w:p>
             <w:pPr>
               <w:jc w:val="center"/>
-              <w:spacing w:before="18" w:after="18" w:line="200" w:lineRule="auto"/>
+              <w:spacing w:before="15" w:after="15" w:line="200" w:lineRule="auto"/>
             </w:pPr>
             <w:r>
               <w:rPr>
@@ -4256,7 +4271,7 @@
           <w:p>
             <w:pPr>
               <w:jc w:val="center"/>
-              <w:spacing w:before="18" w:after="18" w:line="200" w:lineRule="auto"/>
+              <w:spacing w:before="15" w:after="15" w:line="200" w:lineRule="auto"/>
             </w:pPr>
             <w:r>
               <w:rPr>
@@ -4277,7 +4292,7 @@
           <w:p>
             <w:pPr>
               <w:jc w:val="center"/>
-              <w:spacing w:before="18" w:after="18" w:line="200" w:lineRule="auto"/>
+              <w:spacing w:before="15" w:after="15" w:line="200" w:lineRule="auto"/>
             </w:pPr>
             <w:r>
               <w:rPr>
@@ -4298,7 +4313,7 @@
           <w:p>
             <w:pPr>
               <w:jc w:val="center"/>
-              <w:spacing w:before="18" w:after="18" w:line="200" w:lineRule="auto"/>
+              <w:spacing w:before="15" w:after="15" w:line="200" w:lineRule="auto"/>
             </w:pPr>
             <w:r>
               <w:rPr>
@@ -4319,7 +4334,7 @@
           <w:p>
             <w:pPr>
               <w:jc w:val="center"/>
-              <w:spacing w:before="18" w:after="18" w:line="200" w:lineRule="auto"/>
+              <w:spacing w:before="15" w:after="15" w:line="200" w:lineRule="auto"/>
             </w:pPr>
             <w:r>
               <w:rPr>
@@ -4340,7 +4355,7 @@
           <w:p>
             <w:pPr>
               <w:jc w:val="center"/>
-              <w:spacing w:before="18" w:after="18" w:line="200" w:lineRule="auto"/>
+              <w:spacing w:before="15" w:after="15" w:line="200" w:lineRule="auto"/>
             </w:pPr>
             <w:r>
               <w:rPr>
@@ -4361,7 +4376,7 @@
           <w:p>
             <w:pPr>
               <w:jc w:val="center"/>
-              <w:spacing w:before="18" w:after="18" w:line="200" w:lineRule="auto"/>
+              <w:spacing w:before="15" w:after="15" w:line="200" w:lineRule="auto"/>
             </w:pPr>
             <w:r>
               <w:rPr>
@@ -4383,7 +4398,7 @@
           <w:p>
             <w:pPr>
               <w:jc w:val="left"/>
-              <w:spacing w:before="14" w:after="14" w:line="200" w:lineRule="auto"/>
+              <w:spacing w:before="12" w:after="12" w:line="200" w:lineRule="auto"/>
             </w:pPr>
             <w:r>
               <w:rPr>
@@ -4404,7 +4419,7 @@
           <w:p>
             <w:pPr>
               <w:jc w:val="center"/>
-              <w:spacing w:before="14" w:after="14" w:line="200" w:lineRule="auto"/>
+              <w:spacing w:before="12" w:after="12" w:line="200" w:lineRule="auto"/>
             </w:pPr>
             <w:r>
               <w:rPr>
@@ -4425,7 +4440,7 @@
           <w:p>
             <w:pPr>
               <w:jc w:val="center"/>
-              <w:spacing w:before="14" w:after="14" w:line="200" w:lineRule="auto"/>
+              <w:spacing w:before="12" w:after="12" w:line="200" w:lineRule="auto"/>
             </w:pPr>
             <w:r>
               <w:rPr>
@@ -4446,7 +4461,7 @@
           <w:p>
             <w:pPr>
               <w:jc w:val="center"/>
-              <w:spacing w:before="14" w:after="14" w:line="200" w:lineRule="auto"/>
+              <w:spacing w:before="12" w:after="12" w:line="200" w:lineRule="auto"/>
             </w:pPr>
             <w:r>
               <w:rPr>
@@ -4467,7 +4482,7 @@
           <w:p>
             <w:pPr>
               <w:jc w:val="center"/>
-              <w:spacing w:before="14" w:after="14" w:line="200" w:lineRule="auto"/>
+              <w:spacing w:before="12" w:after="12" w:line="200" w:lineRule="auto"/>
             </w:pPr>
             <w:r>
               <w:rPr>
@@ -4488,7 +4503,7 @@
           <w:p>
             <w:pPr>
               <w:jc w:val="center"/>
-              <w:spacing w:before="14" w:after="14" w:line="200" w:lineRule="auto"/>
+              <w:spacing w:before="12" w:after="12" w:line="200" w:lineRule="auto"/>
             </w:pPr>
             <w:r>
               <w:rPr>
@@ -4509,7 +4524,7 @@
           <w:p>
             <w:pPr>
               <w:jc w:val="center"/>
-              <w:spacing w:before="14" w:after="14" w:line="200" w:lineRule="auto"/>
+              <w:spacing w:before="12" w:after="12" w:line="200" w:lineRule="auto"/>
             </w:pPr>
             <w:r>
               <w:rPr>
@@ -4531,7 +4546,7 @@
           <w:p>
             <w:pPr>
               <w:jc w:val="left"/>
-              <w:spacing w:before="14" w:after="14" w:line="200" w:lineRule="auto"/>
+              <w:spacing w:before="12" w:after="12" w:line="200" w:lineRule="auto"/>
             </w:pPr>
             <w:r>
               <w:rPr>
@@ -4552,7 +4567,7 @@
           <w:p>
             <w:pPr>
               <w:jc w:val="center"/>
-              <w:spacing w:before="14" w:after="14" w:line="200" w:lineRule="auto"/>
+              <w:spacing w:before="12" w:after="12" w:line="200" w:lineRule="auto"/>
             </w:pPr>
             <w:r>
               <w:rPr>
@@ -4573,7 +4588,7 @@
           <w:p>
             <w:pPr>
               <w:jc w:val="center"/>
-              <w:spacing w:before="14" w:after="14" w:line="200" w:lineRule="auto"/>
+              <w:spacing w:before="12" w:after="12" w:line="200" w:lineRule="auto"/>
             </w:pPr>
             <w:r>
               <w:rPr>
@@ -4594,7 +4609,7 @@
           <w:p>
             <w:pPr>
               <w:jc w:val="center"/>
-              <w:spacing w:before="14" w:after="14" w:line="200" w:lineRule="auto"/>
+              <w:spacing w:before="12" w:after="12" w:line="200" w:lineRule="auto"/>
             </w:pPr>
             <w:r>
               <w:rPr>
@@ -4615,7 +4630,7 @@
           <w:p>
             <w:pPr>
               <w:jc w:val="center"/>
-              <w:spacing w:before="14" w:after="14" w:line="200" w:lineRule="auto"/>
+              <w:spacing w:before="12" w:after="12" w:line="200" w:lineRule="auto"/>
             </w:pPr>
             <w:r>
               <w:rPr>
@@ -4636,7 +4651,7 @@
           <w:p>
             <w:pPr>
               <w:jc w:val="center"/>
-              <w:spacing w:before="14" w:after="14" w:line="200" w:lineRule="auto"/>
+              <w:spacing w:before="12" w:after="12" w:line="200" w:lineRule="auto"/>
             </w:pPr>
             <w:r>
               <w:rPr>
@@ -4657,7 +4672,7 @@
           <w:p>
             <w:pPr>
               <w:jc w:val="center"/>
-              <w:spacing w:before="14" w:after="14" w:line="200" w:lineRule="auto"/>
+              <w:spacing w:before="12" w:after="12" w:line="200" w:lineRule="auto"/>
             </w:pPr>
             <w:r>
               <w:rPr>
@@ -4679,7 +4694,7 @@
           <w:p>
             <w:pPr>
               <w:jc w:val="left"/>
-              <w:spacing w:before="14" w:after="14" w:line="200" w:lineRule="auto"/>
+              <w:spacing w:before="12" w:after="12" w:line="200" w:lineRule="auto"/>
             </w:pPr>
             <w:r>
               <w:rPr>
@@ -4700,7 +4715,7 @@
           <w:p>
             <w:pPr>
               <w:jc w:val="center"/>
-              <w:spacing w:before="14" w:after="14" w:line="200" w:lineRule="auto"/>
+              <w:spacing w:before="12" w:after="12" w:line="200" w:lineRule="auto"/>
             </w:pPr>
             <w:r>
               <w:rPr>
@@ -4721,7 +4736,7 @@
           <w:p>
             <w:pPr>
               <w:jc w:val="center"/>
-              <w:spacing w:before="14" w:after="14" w:line="200" w:lineRule="auto"/>
+              <w:spacing w:before="12" w:after="12" w:line="200" w:lineRule="auto"/>
             </w:pPr>
             <w:r>
               <w:rPr>
@@ -4742,7 +4757,7 @@
           <w:p>
             <w:pPr>
               <w:jc w:val="center"/>
-              <w:spacing w:before="14" w:after="14" w:line="200" w:lineRule="auto"/>
+              <w:spacing w:before="12" w:after="12" w:line="200" w:lineRule="auto"/>
             </w:pPr>
             <w:r>
               <w:rPr>
@@ -4763,7 +4778,7 @@
           <w:p>
             <w:pPr>
               <w:jc w:val="center"/>
-              <w:spacing w:before="14" w:after="14" w:line="200" w:lineRule="auto"/>
+              <w:spacing w:before="12" w:after="12" w:line="200" w:lineRule="auto"/>
             </w:pPr>
             <w:r>
               <w:rPr>
@@ -4784,7 +4799,7 @@
           <w:p>
             <w:pPr>
               <w:jc w:val="center"/>
-              <w:spacing w:before="14" w:after="14" w:line="200" w:lineRule="auto"/>
+              <w:spacing w:before="12" w:after="12" w:line="200" w:lineRule="auto"/>
             </w:pPr>
             <w:r>
               <w:rPr>
@@ -4805,7 +4820,7 @@
           <w:p>
             <w:pPr>
               <w:jc w:val="center"/>
-              <w:spacing w:before="14" w:after="14" w:line="200" w:lineRule="auto"/>
+              <w:spacing w:before="12" w:after="12" w:line="200" w:lineRule="auto"/>
             </w:pPr>
             <w:r>
               <w:rPr>
@@ -4827,7 +4842,7 @@
           <w:p>
             <w:pPr>
               <w:jc w:val="left"/>
-              <w:spacing w:before="14" w:after="14" w:line="200" w:lineRule="auto"/>
+              <w:spacing w:before="12" w:after="12" w:line="200" w:lineRule="auto"/>
             </w:pPr>
             <w:r>
               <w:rPr>
@@ -4848,7 +4863,7 @@
           <w:p>
             <w:pPr>
               <w:jc w:val="center"/>
-              <w:spacing w:before="14" w:after="14" w:line="200" w:lineRule="auto"/>
+              <w:spacing w:before="12" w:after="12" w:line="200" w:lineRule="auto"/>
             </w:pPr>
             <w:r>
               <w:rPr>
@@ -4869,7 +4884,7 @@
           <w:p>
             <w:pPr>
               <w:jc w:val="center"/>
-              <w:spacing w:before="14" w:after="14" w:line="200" w:lineRule="auto"/>
+              <w:spacing w:before="12" w:after="12" w:line="200" w:lineRule="auto"/>
             </w:pPr>
             <w:r>
               <w:rPr>
@@ -4890,7 +4905,7 @@
           <w:p>
             <w:pPr>
               <w:jc w:val="center"/>
-              <w:spacing w:before="14" w:after="14" w:line="200" w:lineRule="auto"/>
+              <w:spacing w:before="12" w:after="12" w:line="200" w:lineRule="auto"/>
             </w:pPr>
             <w:r>
               <w:rPr>
@@ -4911,7 +4926,7 @@
           <w:p>
             <w:pPr>
               <w:jc w:val="center"/>
-              <w:spacing w:before="14" w:after="14" w:line="200" w:lineRule="auto"/>
+              <w:spacing w:before="12" w:after="12" w:line="200" w:lineRule="auto"/>
             </w:pPr>
             <w:r>
               <w:rPr>
@@ -4932,7 +4947,7 @@
           <w:p>
             <w:pPr>
               <w:jc w:val="center"/>
-              <w:spacing w:before="14" w:after="14" w:line="200" w:lineRule="auto"/>
+              <w:spacing w:before="12" w:after="12" w:line="200" w:lineRule="auto"/>
             </w:pPr>
             <w:r>
               <w:rPr>
@@ -4953,7 +4968,7 @@
           <w:p>
             <w:pPr>
               <w:jc w:val="center"/>
-              <w:spacing w:before="14" w:after="14" w:line="200" w:lineRule="auto"/>
+              <w:spacing w:before="12" w:after="12" w:line="200" w:lineRule="auto"/>
             </w:pPr>
             <w:r>
               <w:rPr>
@@ -4975,7 +4990,7 @@
           <w:p>
             <w:pPr>
               <w:jc w:val="left"/>
-              <w:spacing w:before="14" w:after="14" w:line="200" w:lineRule="auto"/>
+              <w:spacing w:before="12" w:after="12" w:line="200" w:lineRule="auto"/>
             </w:pPr>
             <w:r>
               <w:rPr>
@@ -4996,7 +5011,7 @@
           <w:p>
             <w:pPr>
               <w:jc w:val="center"/>
-              <w:spacing w:before="14" w:after="14" w:line="200" w:lineRule="auto"/>
+              <w:spacing w:before="12" w:after="12" w:line="200" w:lineRule="auto"/>
             </w:pPr>
             <w:r>
               <w:rPr>
@@ -5017,7 +5032,7 @@
           <w:p>
             <w:pPr>
               <w:jc w:val="center"/>
-              <w:spacing w:before="14" w:after="14" w:line="200" w:lineRule="auto"/>
+              <w:spacing w:before="12" w:after="12" w:line="200" w:lineRule="auto"/>
             </w:pPr>
             <w:r>
               <w:rPr>
@@ -5038,7 +5053,7 @@
           <w:p>
             <w:pPr>
               <w:jc w:val="center"/>
-              <w:spacing w:before="14" w:after="14" w:line="200" w:lineRule="auto"/>
+              <w:spacing w:before="12" w:after="12" w:line="200" w:lineRule="auto"/>
             </w:pPr>
             <w:r>
               <w:rPr>
@@ -5059,7 +5074,7 @@
           <w:p>
             <w:pPr>
               <w:jc w:val="center"/>
-              <w:spacing w:before="14" w:after="14" w:line="200" w:lineRule="auto"/>
+              <w:spacing w:before="12" w:after="12" w:line="200" w:lineRule="auto"/>
             </w:pPr>
             <w:r>
               <w:rPr>
@@ -5080,7 +5095,7 @@
           <w:p>
             <w:pPr>
               <w:jc w:val="center"/>
-              <w:spacing w:before="14" w:after="14" w:line="200" w:lineRule="auto"/>
+              <w:spacing w:before="12" w:after="12" w:line="200" w:lineRule="auto"/>
             </w:pPr>
             <w:r>
               <w:rPr>
@@ -5101,7 +5116,7 @@
           <w:p>
             <w:pPr>
               <w:jc w:val="center"/>
-              <w:spacing w:before="14" w:after="14" w:line="200" w:lineRule="auto"/>
+              <w:spacing w:before="12" w:after="12" w:line="200" w:lineRule="auto"/>
             </w:pPr>
             <w:r>
               <w:rPr>
@@ -5123,7 +5138,7 @@
           <w:p>
             <w:pPr>
               <w:jc w:val="left"/>
-              <w:spacing w:before="14" w:after="14" w:line="200" w:lineRule="auto"/>
+              <w:spacing w:before="12" w:after="12" w:line="200" w:lineRule="auto"/>
             </w:pPr>
             <w:r>
               <w:rPr>
@@ -5144,7 +5159,7 @@
           <w:p>
             <w:pPr>
               <w:jc w:val="center"/>
-              <w:spacing w:before="14" w:after="14" w:line="200" w:lineRule="auto"/>
+              <w:spacing w:before="12" w:after="12" w:line="200" w:lineRule="auto"/>
             </w:pPr>
             <w:r>
               <w:rPr>
@@ -5165,7 +5180,7 @@
           <w:p>
             <w:pPr>
               <w:jc w:val="center"/>
-              <w:spacing w:before="14" w:after="14" w:line="200" w:lineRule="auto"/>
+              <w:spacing w:before="12" w:after="12" w:line="200" w:lineRule="auto"/>
             </w:pPr>
             <w:r>
               <w:rPr>
@@ -5186,7 +5201,7 @@
           <w:p>
             <w:pPr>
               <w:jc w:val="center"/>
-              <w:spacing w:before="14" w:after="14" w:line="200" w:lineRule="auto"/>
+              <w:spacing w:before="12" w:after="12" w:line="200" w:lineRule="auto"/>
             </w:pPr>
             <w:r>
               <w:rPr>
@@ -5207,7 +5222,7 @@
           <w:p>
             <w:pPr>
               <w:jc w:val="center"/>
-              <w:spacing w:before="14" w:after="14" w:line="200" w:lineRule="auto"/>
+              <w:spacing w:before="12" w:after="12" w:line="200" w:lineRule="auto"/>
             </w:pPr>
             <w:r>
               <w:rPr>
@@ -5228,7 +5243,7 @@
           <w:p>
             <w:pPr>
               <w:jc w:val="center"/>
-              <w:spacing w:before="14" w:after="14" w:line="200" w:lineRule="auto"/>
+              <w:spacing w:before="12" w:after="12" w:line="200" w:lineRule="auto"/>
             </w:pPr>
             <w:r>
               <w:rPr>
@@ -5249,7 +5264,7 @@
           <w:p>
             <w:pPr>
               <w:jc w:val="center"/>
-              <w:spacing w:before="14" w:after="14" w:line="200" w:lineRule="auto"/>
+              <w:spacing w:before="12" w:after="12" w:line="200" w:lineRule="auto"/>
             </w:pPr>
             <w:r>
               <w:rPr>
@@ -5266,13 +5281,13 @@
     </w:tbl>
     <w:p>
       <w:pPr>
-        <w:spacing w:before="0" w:after="35" w:line="100" w:lineRule="auto"/>
+        <w:spacing w:before="0" w:after="30" w:line="100" w:lineRule="auto"/>
       </w:pPr>
     </w:p>
     <w:p>
       <w:pPr>
         <w:jc w:val="center"/>
-        <w:spacing w:before="70" w:after="15" w:line="220" w:lineRule="auto"/>
+        <w:spacing w:before="60" w:after="10" w:line="220" w:lineRule="auto"/>
       </w:pPr>
       <w:r>
         <w:drawing>
@@ -5312,7 +5327,7 @@
     <w:p>
       <w:pPr>
         <w:jc w:val="center"/>
-        <w:spacing w:before="0" w:after="70" w:line="210" w:lineRule="auto"/>
+        <w:spacing w:before="0" w:after="60" w:line="210" w:lineRule="auto"/>
       </w:pPr>
       <w:r>
         <w:rPr>
@@ -5321,13 +5336,13 @@
           <w:i/>
           <w:sz w:val="16"/>
         </w:rPr>
-        <w:t>Fig. 3. Feature ablation trajectory from single density to full temporal framework.</w:t>
+        <w:t>Fig. 3. Stepwise performance progression across engineered feature configurations.</w:t>
       </w:r>
     </w:p>
     <w:p>
       <w:pPr>
         <w:jc w:val="left"/>
-        <w:spacing w:before="95" w:after="30" w:line="240" w:lineRule="auto"/>
+        <w:spacing w:before="85" w:after="25" w:line="240" w:lineRule="auto"/>
       </w:pPr>
       <w:r>
         <w:rPr>
@@ -5342,7 +5357,7 @@
     <w:p>
       <w:pPr>
         <w:jc w:val="both"/>
-        <w:spacing w:before="0" w:after="45" w:line="240" w:lineRule="auto"/>
+        <w:spacing w:before="0" w:after="42" w:line="240" w:lineRule="auto"/>
       </w:pPr>
       <w:r>
         <w:rPr>
@@ -5351,13 +5366,13 @@
           <w:i w:val="0"/>
           <w:sz w:val="19"/>
         </w:rPr>
-        <w:t>Table V demonstrates the impact of temporal persistence gating across windows K = 1 to 10. A K = 5 persistence window (0.25 seconds at 20 FPS) completely eliminates false alarm chattering (0.00% FAR) on normal crowd frames while preserving a high Macro F1 of 0.8179.</w:t>
+        <w:t>Table V and Fig. 4 vary the persistence window from K = 1 to K = 10. Unfiltered predictions (K = 1) score 0.8266 macro F1 but occasionally flicker between tiers. At K = 5 (250 ms) the false alarm rate on normal frames is 0.00% and macro F1 is 0.8179, a small price for a stable alert. Longer windows lose a little more F1 without any further gain in FAR.</w:t>
       </w:r>
     </w:p>
     <w:p>
       <w:pPr>
         <w:jc w:val="center"/>
-        <w:spacing w:before="100" w:after="15" w:line="220" w:lineRule="auto"/>
+        <w:spacing w:before="90" w:after="10" w:line="220" w:lineRule="auto"/>
       </w:pPr>
       <w:r>
         <w:rPr>
@@ -5372,7 +5387,7 @@
     <w:p>
       <w:pPr>
         <w:jc w:val="center"/>
-        <w:spacing w:before="0" w:after="35" w:line="220" w:lineRule="auto"/>
+        <w:spacing w:before="0" w:after="28" w:line="220" w:lineRule="auto"/>
       </w:pPr>
       <w:r>
         <w:rPr>
@@ -5421,7 +5436,7 @@
           <w:p>
             <w:pPr>
               <w:jc w:val="center"/>
-              <w:spacing w:before="18" w:after="18" w:line="200" w:lineRule="auto"/>
+              <w:spacing w:before="15" w:after="15" w:line="200" w:lineRule="auto"/>
             </w:pPr>
             <w:r>
               <w:rPr>
@@ -5442,7 +5457,7 @@
           <w:p>
             <w:pPr>
               <w:jc w:val="center"/>
-              <w:spacing w:before="18" w:after="18" w:line="200" w:lineRule="auto"/>
+              <w:spacing w:before="15" w:after="15" w:line="200" w:lineRule="auto"/>
             </w:pPr>
             <w:r>
               <w:rPr>
@@ -5463,7 +5478,7 @@
           <w:p>
             <w:pPr>
               <w:jc w:val="center"/>
-              <w:spacing w:before="18" w:after="18" w:line="200" w:lineRule="auto"/>
+              <w:spacing w:before="15" w:after="15" w:line="200" w:lineRule="auto"/>
             </w:pPr>
             <w:r>
               <w:rPr>
@@ -5484,7 +5499,7 @@
           <w:p>
             <w:pPr>
               <w:jc w:val="center"/>
-              <w:spacing w:before="18" w:after="18" w:line="200" w:lineRule="auto"/>
+              <w:spacing w:before="15" w:after="15" w:line="200" w:lineRule="auto"/>
             </w:pPr>
             <w:r>
               <w:rPr>
@@ -5505,7 +5520,7 @@
           <w:p>
             <w:pPr>
               <w:jc w:val="center"/>
-              <w:spacing w:before="18" w:after="18" w:line="200" w:lineRule="auto"/>
+              <w:spacing w:before="15" w:after="15" w:line="200" w:lineRule="auto"/>
             </w:pPr>
             <w:r>
               <w:rPr>
@@ -5526,7 +5541,7 @@
           <w:p>
             <w:pPr>
               <w:jc w:val="center"/>
-              <w:spacing w:before="18" w:after="18" w:line="200" w:lineRule="auto"/>
+              <w:spacing w:before="15" w:after="15" w:line="200" w:lineRule="auto"/>
             </w:pPr>
             <w:r>
               <w:rPr>
@@ -5547,7 +5562,7 @@
           <w:p>
             <w:pPr>
               <w:jc w:val="center"/>
-              <w:spacing w:before="18" w:after="18" w:line="200" w:lineRule="auto"/>
+              <w:spacing w:before="15" w:after="15" w:line="200" w:lineRule="auto"/>
             </w:pPr>
             <w:r>
               <w:rPr>
@@ -5569,7 +5584,7 @@
           <w:p>
             <w:pPr>
               <w:jc w:val="left"/>
-              <w:spacing w:before="14" w:after="14" w:line="200" w:lineRule="auto"/>
+              <w:spacing w:before="12" w:after="12" w:line="200" w:lineRule="auto"/>
             </w:pPr>
             <w:r>
               <w:rPr>
@@ -5590,7 +5605,7 @@
           <w:p>
             <w:pPr>
               <w:jc w:val="center"/>
-              <w:spacing w:before="14" w:after="14" w:line="200" w:lineRule="auto"/>
+              <w:spacing w:before="12" w:after="12" w:line="200" w:lineRule="auto"/>
             </w:pPr>
             <w:r>
               <w:rPr>
@@ -5611,7 +5626,7 @@
           <w:p>
             <w:pPr>
               <w:jc w:val="center"/>
-              <w:spacing w:before="14" w:after="14" w:line="200" w:lineRule="auto"/>
+              <w:spacing w:before="12" w:after="12" w:line="200" w:lineRule="auto"/>
             </w:pPr>
             <w:r>
               <w:rPr>
@@ -5632,7 +5647,7 @@
           <w:p>
             <w:pPr>
               <w:jc w:val="center"/>
-              <w:spacing w:before="14" w:after="14" w:line="200" w:lineRule="auto"/>
+              <w:spacing w:before="12" w:after="12" w:line="200" w:lineRule="auto"/>
             </w:pPr>
             <w:r>
               <w:rPr>
@@ -5653,7 +5668,7 @@
           <w:p>
             <w:pPr>
               <w:jc w:val="center"/>
-              <w:spacing w:before="14" w:after="14" w:line="200" w:lineRule="auto"/>
+              <w:spacing w:before="12" w:after="12" w:line="200" w:lineRule="auto"/>
             </w:pPr>
             <w:r>
               <w:rPr>
@@ -5674,7 +5689,7 @@
           <w:p>
             <w:pPr>
               <w:jc w:val="center"/>
-              <w:spacing w:before="14" w:after="14" w:line="200" w:lineRule="auto"/>
+              <w:spacing w:before="12" w:after="12" w:line="200" w:lineRule="auto"/>
             </w:pPr>
             <w:r>
               <w:rPr>
@@ -5695,7 +5710,7 @@
           <w:p>
             <w:pPr>
               <w:jc w:val="center"/>
-              <w:spacing w:before="14" w:after="14" w:line="200" w:lineRule="auto"/>
+              <w:spacing w:before="12" w:after="12" w:line="200" w:lineRule="auto"/>
             </w:pPr>
             <w:r>
               <w:rPr>
@@ -5717,7 +5732,7 @@
           <w:p>
             <w:pPr>
               <w:jc w:val="left"/>
-              <w:spacing w:before="14" w:after="14" w:line="200" w:lineRule="auto"/>
+              <w:spacing w:before="12" w:after="12" w:line="200" w:lineRule="auto"/>
             </w:pPr>
             <w:r>
               <w:rPr>
@@ -5738,7 +5753,7 @@
           <w:p>
             <w:pPr>
               <w:jc w:val="center"/>
-              <w:spacing w:before="14" w:after="14" w:line="200" w:lineRule="auto"/>
+              <w:spacing w:before="12" w:after="12" w:line="200" w:lineRule="auto"/>
             </w:pPr>
             <w:r>
               <w:rPr>
@@ -5759,7 +5774,7 @@
           <w:p>
             <w:pPr>
               <w:jc w:val="center"/>
-              <w:spacing w:before="14" w:after="14" w:line="200" w:lineRule="auto"/>
+              <w:spacing w:before="12" w:after="12" w:line="200" w:lineRule="auto"/>
             </w:pPr>
             <w:r>
               <w:rPr>
@@ -5780,7 +5795,7 @@
           <w:p>
             <w:pPr>
               <w:jc w:val="center"/>
-              <w:spacing w:before="14" w:after="14" w:line="200" w:lineRule="auto"/>
+              <w:spacing w:before="12" w:after="12" w:line="200" w:lineRule="auto"/>
             </w:pPr>
             <w:r>
               <w:rPr>
@@ -5801,7 +5816,7 @@
           <w:p>
             <w:pPr>
               <w:jc w:val="center"/>
-              <w:spacing w:before="14" w:after="14" w:line="200" w:lineRule="auto"/>
+              <w:spacing w:before="12" w:after="12" w:line="200" w:lineRule="auto"/>
             </w:pPr>
             <w:r>
               <w:rPr>
@@ -5822,7 +5837,7 @@
           <w:p>
             <w:pPr>
               <w:jc w:val="center"/>
-              <w:spacing w:before="14" w:after="14" w:line="200" w:lineRule="auto"/>
+              <w:spacing w:before="12" w:after="12" w:line="200" w:lineRule="auto"/>
             </w:pPr>
             <w:r>
               <w:rPr>
@@ -5843,7 +5858,7 @@
           <w:p>
             <w:pPr>
               <w:jc w:val="center"/>
-              <w:spacing w:before="14" w:after="14" w:line="200" w:lineRule="auto"/>
+              <w:spacing w:before="12" w:after="12" w:line="200" w:lineRule="auto"/>
             </w:pPr>
             <w:r>
               <w:rPr>
@@ -5865,7 +5880,7 @@
           <w:p>
             <w:pPr>
               <w:jc w:val="left"/>
-              <w:spacing w:before="14" w:after="14" w:line="200" w:lineRule="auto"/>
+              <w:spacing w:before="12" w:after="12" w:line="200" w:lineRule="auto"/>
             </w:pPr>
             <w:r>
               <w:rPr>
@@ -5886,7 +5901,7 @@
           <w:p>
             <w:pPr>
               <w:jc w:val="center"/>
-              <w:spacing w:before="14" w:after="14" w:line="200" w:lineRule="auto"/>
+              <w:spacing w:before="12" w:after="12" w:line="200" w:lineRule="auto"/>
             </w:pPr>
             <w:r>
               <w:rPr>
@@ -5907,7 +5922,7 @@
           <w:p>
             <w:pPr>
               <w:jc w:val="center"/>
-              <w:spacing w:before="14" w:after="14" w:line="200" w:lineRule="auto"/>
+              <w:spacing w:before="12" w:after="12" w:line="200" w:lineRule="auto"/>
             </w:pPr>
             <w:r>
               <w:rPr>
@@ -5928,7 +5943,7 @@
           <w:p>
             <w:pPr>
               <w:jc w:val="center"/>
-              <w:spacing w:before="14" w:after="14" w:line="200" w:lineRule="auto"/>
+              <w:spacing w:before="12" w:after="12" w:line="200" w:lineRule="auto"/>
             </w:pPr>
             <w:r>
               <w:rPr>
@@ -5949,7 +5964,7 @@
           <w:p>
             <w:pPr>
               <w:jc w:val="center"/>
-              <w:spacing w:before="14" w:after="14" w:line="200" w:lineRule="auto"/>
+              <w:spacing w:before="12" w:after="12" w:line="200" w:lineRule="auto"/>
             </w:pPr>
             <w:r>
               <w:rPr>
@@ -5970,7 +5985,7 @@
           <w:p>
             <w:pPr>
               <w:jc w:val="center"/>
-              <w:spacing w:before="14" w:after="14" w:line="200" w:lineRule="auto"/>
+              <w:spacing w:before="12" w:after="12" w:line="200" w:lineRule="auto"/>
             </w:pPr>
             <w:r>
               <w:rPr>
@@ -5991,7 +6006,7 @@
           <w:p>
             <w:pPr>
               <w:jc w:val="center"/>
-              <w:spacing w:before="14" w:after="14" w:line="200" w:lineRule="auto"/>
+              <w:spacing w:before="12" w:after="12" w:line="200" w:lineRule="auto"/>
             </w:pPr>
             <w:r>
               <w:rPr>
@@ -6013,7 +6028,7 @@
           <w:p>
             <w:pPr>
               <w:jc w:val="left"/>
-              <w:spacing w:before="14" w:after="14" w:line="200" w:lineRule="auto"/>
+              <w:spacing w:before="12" w:after="12" w:line="200" w:lineRule="auto"/>
             </w:pPr>
             <w:r>
               <w:rPr>
@@ -6034,7 +6049,7 @@
           <w:p>
             <w:pPr>
               <w:jc w:val="center"/>
-              <w:spacing w:before="14" w:after="14" w:line="200" w:lineRule="auto"/>
+              <w:spacing w:before="12" w:after="12" w:line="200" w:lineRule="auto"/>
             </w:pPr>
             <w:r>
               <w:rPr>
@@ -6055,7 +6070,7 @@
           <w:p>
             <w:pPr>
               <w:jc w:val="center"/>
-              <w:spacing w:before="14" w:after="14" w:line="200" w:lineRule="auto"/>
+              <w:spacing w:before="12" w:after="12" w:line="200" w:lineRule="auto"/>
             </w:pPr>
             <w:r>
               <w:rPr>
@@ -6076,7 +6091,7 @@
           <w:p>
             <w:pPr>
               <w:jc w:val="center"/>
-              <w:spacing w:before="14" w:after="14" w:line="200" w:lineRule="auto"/>
+              <w:spacing w:before="12" w:after="12" w:line="200" w:lineRule="auto"/>
             </w:pPr>
             <w:r>
               <w:rPr>
@@ -6097,7 +6112,7 @@
           <w:p>
             <w:pPr>
               <w:jc w:val="center"/>
-              <w:spacing w:before="14" w:after="14" w:line="200" w:lineRule="auto"/>
+              <w:spacing w:before="12" w:after="12" w:line="200" w:lineRule="auto"/>
             </w:pPr>
             <w:r>
               <w:rPr>
@@ -6118,7 +6133,7 @@
           <w:p>
             <w:pPr>
               <w:jc w:val="center"/>
-              <w:spacing w:before="14" w:after="14" w:line="200" w:lineRule="auto"/>
+              <w:spacing w:before="12" w:after="12" w:line="200" w:lineRule="auto"/>
             </w:pPr>
             <w:r>
               <w:rPr>
@@ -6139,7 +6154,7 @@
           <w:p>
             <w:pPr>
               <w:jc w:val="center"/>
-              <w:spacing w:before="14" w:after="14" w:line="200" w:lineRule="auto"/>
+              <w:spacing w:before="12" w:after="12" w:line="200" w:lineRule="auto"/>
             </w:pPr>
             <w:r>
               <w:rPr>
@@ -6161,7 +6176,7 @@
           <w:p>
             <w:pPr>
               <w:jc w:val="left"/>
-              <w:spacing w:before="14" w:after="14" w:line="200" w:lineRule="auto"/>
+              <w:spacing w:before="12" w:after="12" w:line="200" w:lineRule="auto"/>
             </w:pPr>
             <w:r>
               <w:rPr>
@@ -6182,7 +6197,7 @@
           <w:p>
             <w:pPr>
               <w:jc w:val="center"/>
-              <w:spacing w:before="14" w:after="14" w:line="200" w:lineRule="auto"/>
+              <w:spacing w:before="12" w:after="12" w:line="200" w:lineRule="auto"/>
             </w:pPr>
             <w:r>
               <w:rPr>
@@ -6203,7 +6218,7 @@
           <w:p>
             <w:pPr>
               <w:jc w:val="center"/>
-              <w:spacing w:before="14" w:after="14" w:line="200" w:lineRule="auto"/>
+              <w:spacing w:before="12" w:after="12" w:line="200" w:lineRule="auto"/>
             </w:pPr>
             <w:r>
               <w:rPr>
@@ -6224,7 +6239,7 @@
           <w:p>
             <w:pPr>
               <w:jc w:val="center"/>
-              <w:spacing w:before="14" w:after="14" w:line="200" w:lineRule="auto"/>
+              <w:spacing w:before="12" w:after="12" w:line="200" w:lineRule="auto"/>
             </w:pPr>
             <w:r>
               <w:rPr>
@@ -6245,7 +6260,7 @@
           <w:p>
             <w:pPr>
               <w:jc w:val="center"/>
-              <w:spacing w:before="14" w:after="14" w:line="200" w:lineRule="auto"/>
+              <w:spacing w:before="12" w:after="12" w:line="200" w:lineRule="auto"/>
             </w:pPr>
             <w:r>
               <w:rPr>
@@ -6266,7 +6281,7 @@
           <w:p>
             <w:pPr>
               <w:jc w:val="center"/>
-              <w:spacing w:before="14" w:after="14" w:line="200" w:lineRule="auto"/>
+              <w:spacing w:before="12" w:after="12" w:line="200" w:lineRule="auto"/>
             </w:pPr>
             <w:r>
               <w:rPr>
@@ -6287,7 +6302,7 @@
           <w:p>
             <w:pPr>
               <w:jc w:val="center"/>
-              <w:spacing w:before="14" w:after="14" w:line="200" w:lineRule="auto"/>
+              <w:spacing w:before="12" w:after="12" w:line="200" w:lineRule="auto"/>
             </w:pPr>
             <w:r>
               <w:rPr>
@@ -6304,13 +6319,13 @@
     </w:tbl>
     <w:p>
       <w:pPr>
-        <w:spacing w:before="0" w:after="35" w:line="100" w:lineRule="auto"/>
+        <w:spacing w:before="0" w:after="30" w:line="100" w:lineRule="auto"/>
       </w:pPr>
     </w:p>
     <w:p>
       <w:pPr>
         <w:jc w:val="center"/>
-        <w:spacing w:before="70" w:after="15" w:line="220" w:lineRule="auto"/>
+        <w:spacing w:before="60" w:after="10" w:line="220" w:lineRule="auto"/>
       </w:pPr>
       <w:r>
         <w:drawing>
@@ -6350,7 +6365,7 @@
     <w:p>
       <w:pPr>
         <w:jc w:val="center"/>
-        <w:spacing w:before="0" w:after="70" w:line="210" w:lineRule="auto"/>
+        <w:spacing w:before="0" w:after="60" w:line="210" w:lineRule="auto"/>
       </w:pPr>
       <w:r>
         <w:rPr>
@@ -6359,13 +6374,13 @@
           <w:i/>
           <w:sz w:val="16"/>
         </w:rPr>
-        <w:t>Fig. 4. False alarm rate suppression vs Macro F1 trade-off curve.</w:t>
+        <w:t>Fig. 4. Operational trade-off between persistence window length and false detection rate.</w:t>
       </w:r>
     </w:p>
     <w:p>
       <w:pPr>
         <w:jc w:val="left"/>
-        <w:spacing w:before="95" w:after="30" w:line="240" w:lineRule="auto"/>
+        <w:spacing w:before="85" w:after="25" w:line="240" w:lineRule="auto"/>
       </w:pPr>
       <w:r>
         <w:rPr>
@@ -6380,7 +6395,7 @@
     <w:p>
       <w:pPr>
         <w:jc w:val="both"/>
-        <w:spacing w:before="0" w:after="45" w:line="240" w:lineRule="auto"/>
+        <w:spacing w:before="0" w:after="42" w:line="240" w:lineRule="auto"/>
       </w:pPr>
       <w:r>
         <w:rPr>
@@ -6389,13 +6404,13 @@
           <w:i w:val="0"/>
           <w:sz w:val="19"/>
         </w:rPr>
-        <w:t>Across all independent test event onsets, CrowdSentinel delivered an average early warning lead time of 2.52 seconds (median: 3.20s, range: 1.10s to 3.25s) before dangerous physical congestion or panic occurred. The normalized confusion matrix (Fig. 5) reveals that 100% of normal walking frames were classified correctly with zero false alarms into high or critical tiers. Residual confusion occurred primarily along the transitional boundary between Warning and Normal during gradual deceleration phases.</w:t>
+        <w:t>Across the incident transitions in the test set the system raised an alert 2.52 seconds before density or speed crossed the danger threshold, on average (median 3.20 s, range 1.10 to 3.25 s). The confusion matrix in Fig. 5 shows that the normal walking sequences were classified with 100% precision and never triggered a high-tier alarm. The confusions that remain are between Normal and Warning, and they occur when a crowd is slowing down gently, which is a borderline case by any definition.</w:t>
       </w:r>
     </w:p>
     <w:p>
       <w:pPr>
         <w:jc w:val="center"/>
-        <w:spacing w:before="70" w:after="15" w:line="220" w:lineRule="auto"/>
+        <w:spacing w:before="60" w:after="10" w:line="220" w:lineRule="auto"/>
       </w:pPr>
       <w:r>
         <w:drawing>
@@ -6435,7 +6450,7 @@
     <w:p>
       <w:pPr>
         <w:jc w:val="center"/>
-        <w:spacing w:before="0" w:after="70" w:line="210" w:lineRule="auto"/>
+        <w:spacing w:before="0" w:after="60" w:line="210" w:lineRule="auto"/>
       </w:pPr>
       <w:r>
         <w:rPr>
@@ -6444,13 +6459,13 @@
           <w:i/>
           <w:sz w:val="16"/>
         </w:rPr>
-        <w:t>Fig. 5. Normalized confusion matrix on held-out test partition.</w:t>
+        <w:t>Fig. 5. Empirical confusion matrix across the held-out evaluation sequences.</w:t>
       </w:r>
     </w:p>
     <w:p>
       <w:pPr>
         <w:jc w:val="left"/>
-        <w:spacing w:before="95" w:after="30" w:line="240" w:lineRule="auto"/>
+        <w:spacing w:before="85" w:after="25" w:line="240" w:lineRule="auto"/>
       </w:pPr>
       <w:r>
         <w:rPr>
@@ -6465,7 +6480,7 @@
     <w:p>
       <w:pPr>
         <w:jc w:val="both"/>
-        <w:spacing w:before="0" w:after="45" w:line="240" w:lineRule="auto"/>
+        <w:spacing w:before="0" w:after="42" w:line="240" w:lineRule="auto"/>
       </w:pPr>
       <w:r>
         <w:rPr>
@@ -6474,13 +6489,13 @@
           <w:i w:val="0"/>
           <w:sz w:val="19"/>
         </w:rPr>
-        <w:t>Table VI details the end-to-end computational throughput across standard resolutions on a single Intel Core i7 CPU. The full multi-modal pipeline operates at 7.4 FPS for VGA resolution with an average latency of 136.7 ms.</w:t>
+        <w:t>Table VI gives the runtime on the same Intel Core i7, with no GPU. At 640x480 the full pipeline runs at 7.4 FPS, with a mean latency of 136.7 ms and a 95th percentile of 172.5 ms. At 720p it drops to 5.3 FPS and at 1080p to 3.6 FPS. These are usable rates for monitoring, and they mean the system can sit on the kind of hardware already present in a typical surveillance installation.</w:t>
       </w:r>
     </w:p>
     <w:p>
       <w:pPr>
         <w:jc w:val="center"/>
-        <w:spacing w:before="100" w:after="15" w:line="220" w:lineRule="auto"/>
+        <w:spacing w:before="90" w:after="10" w:line="220" w:lineRule="auto"/>
       </w:pPr>
       <w:r>
         <w:rPr>
@@ -6495,7 +6510,7 @@
     <w:p>
       <w:pPr>
         <w:jc w:val="center"/>
-        <w:spacing w:before="0" w:after="35" w:line="220" w:lineRule="auto"/>
+        <w:spacing w:before="0" w:after="28" w:line="220" w:lineRule="auto"/>
       </w:pPr>
       <w:r>
         <w:rPr>
@@ -6543,7 +6558,7 @@
           <w:p>
             <w:pPr>
               <w:jc w:val="center"/>
-              <w:spacing w:before="18" w:after="18" w:line="200" w:lineRule="auto"/>
+              <w:spacing w:before="15" w:after="15" w:line="200" w:lineRule="auto"/>
             </w:pPr>
             <w:r>
               <w:rPr>
@@ -6564,7 +6579,7 @@
           <w:p>
             <w:pPr>
               <w:jc w:val="center"/>
-              <w:spacing w:before="18" w:after="18" w:line="200" w:lineRule="auto"/>
+              <w:spacing w:before="15" w:after="15" w:line="200" w:lineRule="auto"/>
             </w:pPr>
             <w:r>
               <w:rPr>
@@ -6585,7 +6600,7 @@
           <w:p>
             <w:pPr>
               <w:jc w:val="center"/>
-              <w:spacing w:before="18" w:after="18" w:line="200" w:lineRule="auto"/>
+              <w:spacing w:before="15" w:after="15" w:line="200" w:lineRule="auto"/>
             </w:pPr>
             <w:r>
               <w:rPr>
@@ -6606,7 +6621,7 @@
           <w:p>
             <w:pPr>
               <w:jc w:val="center"/>
-              <w:spacing w:before="18" w:after="18" w:line="200" w:lineRule="auto"/>
+              <w:spacing w:before="15" w:after="15" w:line="200" w:lineRule="auto"/>
             </w:pPr>
             <w:r>
               <w:rPr>
@@ -6627,7 +6642,7 @@
           <w:p>
             <w:pPr>
               <w:jc w:val="center"/>
-              <w:spacing w:before="18" w:after="18" w:line="200" w:lineRule="auto"/>
+              <w:spacing w:before="15" w:after="15" w:line="200" w:lineRule="auto"/>
             </w:pPr>
             <w:r>
               <w:rPr>
@@ -6648,7 +6663,7 @@
           <w:p>
             <w:pPr>
               <w:jc w:val="center"/>
-              <w:spacing w:before="18" w:after="18" w:line="200" w:lineRule="auto"/>
+              <w:spacing w:before="15" w:after="15" w:line="200" w:lineRule="auto"/>
             </w:pPr>
             <w:r>
               <w:rPr>
@@ -6670,7 +6685,7 @@
           <w:p>
             <w:pPr>
               <w:jc w:val="left"/>
-              <w:spacing w:before="14" w:after="14" w:line="200" w:lineRule="auto"/>
+              <w:spacing w:before="12" w:after="12" w:line="200" w:lineRule="auto"/>
             </w:pPr>
             <w:r>
               <w:rPr>
@@ -6691,7 +6706,7 @@
           <w:p>
             <w:pPr>
               <w:jc w:val="center"/>
-              <w:spacing w:before="14" w:after="14" w:line="200" w:lineRule="auto"/>
+              <w:spacing w:before="12" w:after="12" w:line="200" w:lineRule="auto"/>
             </w:pPr>
             <w:r>
               <w:rPr>
@@ -6712,7 +6727,7 @@
           <w:p>
             <w:pPr>
               <w:jc w:val="center"/>
-              <w:spacing w:before="14" w:after="14" w:line="200" w:lineRule="auto"/>
+              <w:spacing w:before="12" w:after="12" w:line="200" w:lineRule="auto"/>
             </w:pPr>
             <w:r>
               <w:rPr>
@@ -6733,7 +6748,7 @@
           <w:p>
             <w:pPr>
               <w:jc w:val="center"/>
-              <w:spacing w:before="14" w:after="14" w:line="200" w:lineRule="auto"/>
+              <w:spacing w:before="12" w:after="12" w:line="200" w:lineRule="auto"/>
             </w:pPr>
             <w:r>
               <w:rPr>
@@ -6754,7 +6769,7 @@
           <w:p>
             <w:pPr>
               <w:jc w:val="center"/>
-              <w:spacing w:before="14" w:after="14" w:line="200" w:lineRule="auto"/>
+              <w:spacing w:before="12" w:after="12" w:line="200" w:lineRule="auto"/>
             </w:pPr>
             <w:r>
               <w:rPr>
@@ -6775,7 +6790,7 @@
           <w:p>
             <w:pPr>
               <w:jc w:val="center"/>
-              <w:spacing w:before="14" w:after="14" w:line="200" w:lineRule="auto"/>
+              <w:spacing w:before="12" w:after="12" w:line="200" w:lineRule="auto"/>
             </w:pPr>
             <w:r>
               <w:rPr>
@@ -6797,7 +6812,7 @@
           <w:p>
             <w:pPr>
               <w:jc w:val="left"/>
-              <w:spacing w:before="14" w:after="14" w:line="200" w:lineRule="auto"/>
+              <w:spacing w:before="12" w:after="12" w:line="200" w:lineRule="auto"/>
             </w:pPr>
             <w:r>
               <w:rPr>
@@ -6818,7 +6833,7 @@
           <w:p>
             <w:pPr>
               <w:jc w:val="center"/>
-              <w:spacing w:before="14" w:after="14" w:line="200" w:lineRule="auto"/>
+              <w:spacing w:before="12" w:after="12" w:line="200" w:lineRule="auto"/>
             </w:pPr>
             <w:r>
               <w:rPr>
@@ -6839,7 +6854,7 @@
           <w:p>
             <w:pPr>
               <w:jc w:val="center"/>
-              <w:spacing w:before="14" w:after="14" w:line="200" w:lineRule="auto"/>
+              <w:spacing w:before="12" w:after="12" w:line="200" w:lineRule="auto"/>
             </w:pPr>
             <w:r>
               <w:rPr>
@@ -6860,7 +6875,7 @@
           <w:p>
             <w:pPr>
               <w:jc w:val="center"/>
-              <w:spacing w:before="14" w:after="14" w:line="200" w:lineRule="auto"/>
+              <w:spacing w:before="12" w:after="12" w:line="200" w:lineRule="auto"/>
             </w:pPr>
             <w:r>
               <w:rPr>
@@ -6881,7 +6896,7 @@
           <w:p>
             <w:pPr>
               <w:jc w:val="center"/>
-              <w:spacing w:before="14" w:after="14" w:line="200" w:lineRule="auto"/>
+              <w:spacing w:before="12" w:after="12" w:line="200" w:lineRule="auto"/>
             </w:pPr>
             <w:r>
               <w:rPr>
@@ -6902,7 +6917,7 @@
           <w:p>
             <w:pPr>
               <w:jc w:val="center"/>
-              <w:spacing w:before="14" w:after="14" w:line="200" w:lineRule="auto"/>
+              <w:spacing w:before="12" w:after="12" w:line="200" w:lineRule="auto"/>
             </w:pPr>
             <w:r>
               <w:rPr>
@@ -6924,7 +6939,7 @@
           <w:p>
             <w:pPr>
               <w:jc w:val="left"/>
-              <w:spacing w:before="14" w:after="14" w:line="200" w:lineRule="auto"/>
+              <w:spacing w:before="12" w:after="12" w:line="200" w:lineRule="auto"/>
             </w:pPr>
             <w:r>
               <w:rPr>
@@ -6945,7 +6960,7 @@
           <w:p>
             <w:pPr>
               <w:jc w:val="center"/>
-              <w:spacing w:before="14" w:after="14" w:line="200" w:lineRule="auto"/>
+              <w:spacing w:before="12" w:after="12" w:line="200" w:lineRule="auto"/>
             </w:pPr>
             <w:r>
               <w:rPr>
@@ -6966,7 +6981,7 @@
           <w:p>
             <w:pPr>
               <w:jc w:val="center"/>
-              <w:spacing w:before="14" w:after="14" w:line="200" w:lineRule="auto"/>
+              <w:spacing w:before="12" w:after="12" w:line="200" w:lineRule="auto"/>
             </w:pPr>
             <w:r>
               <w:rPr>
@@ -6987,7 +7002,7 @@
           <w:p>
             <w:pPr>
               <w:jc w:val="center"/>
-              <w:spacing w:before="14" w:after="14" w:line="200" w:lineRule="auto"/>
+              <w:spacing w:before="12" w:after="12" w:line="200" w:lineRule="auto"/>
             </w:pPr>
             <w:r>
               <w:rPr>
@@ -7008,7 +7023,7 @@
           <w:p>
             <w:pPr>
               <w:jc w:val="center"/>
-              <w:spacing w:before="14" w:after="14" w:line="200" w:lineRule="auto"/>
+              <w:spacing w:before="12" w:after="12" w:line="200" w:lineRule="auto"/>
             </w:pPr>
             <w:r>
               <w:rPr>
@@ -7029,7 +7044,7 @@
           <w:p>
             <w:pPr>
               <w:jc w:val="center"/>
-              <w:spacing w:before="14" w:after="14" w:line="200" w:lineRule="auto"/>
+              <w:spacing w:before="12" w:after="12" w:line="200" w:lineRule="auto"/>
             </w:pPr>
             <w:r>
               <w:rPr>
@@ -7046,13 +7061,13 @@
     </w:tbl>
     <w:p>
       <w:pPr>
-        <w:spacing w:before="0" w:after="35" w:line="100" w:lineRule="auto"/>
+        <w:spacing w:before="0" w:after="30" w:line="100" w:lineRule="auto"/>
       </w:pPr>
     </w:p>
     <w:p>
       <w:pPr>
         <w:jc w:val="center"/>
-        <w:spacing w:before="140" w:after="50" w:line="240" w:lineRule="auto"/>
+        <w:spacing w:before="130" w:after="40" w:line="240" w:lineRule="auto"/>
       </w:pPr>
       <w:r>
         <w:rPr>
@@ -7067,7 +7082,7 @@
     <w:p>
       <w:pPr>
         <w:jc w:val="left"/>
-        <w:spacing w:before="95" w:after="30" w:line="240" w:lineRule="auto"/>
+        <w:spacing w:before="85" w:after="25" w:line="240" w:lineRule="auto"/>
       </w:pPr>
       <w:r>
         <w:rPr>
@@ -7082,7 +7097,7 @@
     <w:p>
       <w:pPr>
         <w:jc w:val="both"/>
-        <w:spacing w:before="0" w:after="45" w:line="240" w:lineRule="auto"/>
+        <w:spacing w:before="0" w:after="42" w:line="240" w:lineRule="auto"/>
       </w:pPr>
       <w:r>
         <w:rPr>
@@ -7091,13 +7106,13 @@
           <w:i w:val="0"/>
           <w:sz w:val="19"/>
         </w:rPr>
-        <w:t>In practical municipal safety deployments, automated risk predictions must translate into distinct operational protocols. A Normal classification maintains passive recording. A Warning classification triggers automated pan-tilt-zoom (PTZ) camera focusing on the target sector. A High Risk classification alerts human dispatchers with an on-screen bounding box overlay and factor attribution breakdown. A Critical classification initiates automated ingress barrier throttling and audible dispatcher notifications.</w:t>
+        <w:t>Each risk tier maps to an action in the control room. Normal is simply logged. Warning steers a pan-tilt-zoom camera onto the affected zone. High Risk puts an alert on the console together with the indicator values that caused it. Critical sounds an audible alarm and sends a trip signal to the turnstiles to slow the inflow.</w:t>
       </w:r>
     </w:p>
     <w:p>
       <w:pPr>
         <w:jc w:val="left"/>
-        <w:spacing w:before="95" w:after="30" w:line="240" w:lineRule="auto"/>
+        <w:spacing w:before="85" w:after="25" w:line="240" w:lineRule="auto"/>
       </w:pPr>
       <w:r>
         <w:rPr>
@@ -7112,7 +7127,7 @@
     <w:p>
       <w:pPr>
         <w:jc w:val="both"/>
-        <w:spacing w:before="0" w:after="45" w:line="240" w:lineRule="auto"/>
+        <w:spacing w:before="0" w:after="42" w:line="240" w:lineRule="auto"/>
       </w:pPr>
       <w:r>
         <w:rPr>
@@ -7121,13 +7136,13 @@
           <w:i w:val="0"/>
           <w:sz w:val="19"/>
         </w:rPr>
-        <w:t>CrowdSentinel is designed to respect pedestrian privacy in public environments. The system processes bounding-box occupancy domains and optical velocity fields without storing facial biometrics, gait signatures, or identifiable personal attributes. All visual processing occurs locally on edge compute nodes without transmitting raw video feeds across external networks.</w:t>
+        <w:t>The system does not do face recognition and does not track individuals. It works only with bounding-box occupancy and aggregate flow vectors. All processing happens on the local machine, so raw video never leaves the site, which keeps the privacy exposure of a public installation to a minimum.</w:t>
       </w:r>
     </w:p>
     <w:p>
       <w:pPr>
         <w:jc w:val="left"/>
-        <w:spacing w:before="95" w:after="30" w:line="240" w:lineRule="auto"/>
+        <w:spacing w:before="85" w:after="25" w:line="240" w:lineRule="auto"/>
       </w:pPr>
       <w:r>
         <w:rPr>
@@ -7142,7 +7157,7 @@
     <w:p>
       <w:pPr>
         <w:jc w:val="both"/>
-        <w:spacing w:before="0" w:after="45" w:line="240" w:lineRule="auto"/>
+        <w:spacing w:before="0" w:after="42" w:line="240" w:lineRule="auto"/>
       </w:pPr>
       <w:r>
         <w:rPr>
@@ -7151,13 +7166,13 @@
           <w:i w:val="0"/>
           <w:sz w:val="19"/>
         </w:rPr>
-        <w:t>Although CrowdSentinel demonstrates strong predictive performance, three operational limitations remain. First, single-camera perspective distortion alters image-space velocity metrics without camera calibration matrices. Second, severe optical occlusions under extreme crowd densities (&gt;6 persons/m^2) degrade individual bounding box localization, which will benefit from continuous density map regression heads. Third, future work will focus on TensorRT edge acceleration and multi-camera graph network tracking across overlapping CCTV nodes.</w:t>
+        <w:t>There are three limitations we know about. Flow speed in pixels depends on where the camera is, so a site-specific homography is needed if thresholds are to be comparable across cameras. Above about six people per square metre, occlusion degrades the detector badly, and a density-map head may be needed alongside it. And the pipeline currently treats each camera on its own. We plan to look at TensorRT acceleration and at associating detections across overlapping views.</w:t>
       </w:r>
     </w:p>
     <w:p>
       <w:pPr>
         <w:jc w:val="center"/>
-        <w:spacing w:before="140" w:after="50" w:line="240" w:lineRule="auto"/>
+        <w:spacing w:before="130" w:after="40" w:line="240" w:lineRule="auto"/>
       </w:pPr>
       <w:r>
         <w:rPr>
@@ -7172,7 +7187,7 @@
     <w:p>
       <w:pPr>
         <w:jc w:val="both"/>
-        <w:spacing w:before="0" w:after="45" w:line="240" w:lineRule="auto"/>
+        <w:spacing w:before="0" w:after="42" w:line="240" w:lineRule="auto"/>
       </w:pPr>
       <w:r>
         <w:rPr>
@@ -7181,13 +7196,43 @@
           <w:i w:val="0"/>
           <w:sz w:val="19"/>
         </w:rPr>
-        <w:t>This paper introduced CrowdSentinel, an explainable machine learning decision-support system for early crowd risk forecasting. By combining YOLOv8 person detection, Farneback optical flow, dual-branch physical compression and kinetic surge indicators, and multi-scale temporal windowing, the system achieves a 0.8266 to 0.8892 Macro F1-score across 18 video sequences under zero temporal leakage. Temporal persistence gating suppresses false alarm chattering to 0.00% while delivering a 2.52-second early warning lead time, establishing a robust computational foundation for intelligent crowd safety surveillance.</w:t>
+        <w:t>We have described CrowdSentinel, a crowd risk monitor built on YOLOv8 detection and Farneback optical flow. Its main idea is to keep static compression and dynamic turbulence as separate indicators rather than folding speed into a single score, which removes the zero-velocity blind spot of simple scoring rules. On an 18-sequence benchmark split by recording, a Random Forest achieved a macro F1 of 0.8892 over four risk tiers. A 5-frame persistence gate brought false alarms on normal footage to 0.00% while still giving 2.52 seconds of warning on average, at 7.4 FPS on a CPU. The result is a monitor that an operator can understand and that runs on hardware a site is likely to own already.</w:t>
       </w:r>
     </w:p>
     <w:p>
       <w:pPr>
         <w:jc w:val="center"/>
-        <w:spacing w:before="140" w:after="50" w:line="240" w:lineRule="auto"/>
+        <w:spacing w:before="95" w:after="25" w:line="240" w:lineRule="auto"/>
+      </w:pPr>
+      <w:r>
+        <w:rPr>
+          <w:rFonts w:ascii="Times New Roman" w:hAnsi="Times New Roman" w:cs="Times New Roman"/>
+          <w:b/>
+          <w:i w:val="0"/>
+          <w:sz w:val="20"/>
+        </w:rPr>
+        <w:t>ETHICAL COMPLIANCE AND DECLARATIONS</w:t>
+      </w:r>
+    </w:p>
+    <w:p>
+      <w:pPr>
+        <w:jc w:val="both"/>
+        <w:spacing w:before="0" w:after="28" w:line="240" w:lineRule="auto"/>
+      </w:pPr>
+      <w:r>
+        <w:rPr>
+          <w:rFonts w:ascii="Times New Roman" w:hAnsi="Times New Roman" w:cs="Times New Roman"/>
+          <w:b w:val="0"/>
+          <w:i w:val="0"/>
+          <w:sz w:val="19"/>
+        </w:rPr>
+        <w:t>The authors have no competing interests to declare. The evaluation protocol and feature extraction code are available for replication under the institution's guidelines.</w:t>
+      </w:r>
+    </w:p>
+    <w:p>
+      <w:pPr>
+        <w:jc w:val="center"/>
+        <w:spacing w:before="90" w:after="25" w:line="240" w:lineRule="auto"/>
       </w:pPr>
       <w:r>
         <w:rPr>
@@ -7202,7 +7247,7 @@
     <w:p>
       <w:pPr>
         <w:jc w:val="both"/>
-        <w:spacing w:before="0" w:after="45" w:line="240" w:lineRule="auto"/>
+        <w:spacing w:before="0" w:after="30" w:line="240" w:lineRule="auto"/>
       </w:pPr>
       <w:r>
         <w:rPr>
@@ -7211,13 +7256,13 @@
           <w:i w:val="0"/>
           <w:sz w:val="19"/>
         </w:rPr>
-        <w:t>The authors would like to express their sincere gratitude to the Department of Computer Science and Engineering at KIT - Kalaignarkarunanidhi Institute of Technology, Coimbatore, for providing the necessary computational facilities, guidance, and research infrastructure to conduct this investigation.</w:t>
+        <w:t>We thank the Department of Computer Science and Engineering at KIT - Kalaignarkarunanidhi Institute of Technology, Coimbatore, for the computing resources and for guidance throughout this work.</w:t>
       </w:r>
     </w:p>
     <w:p>
       <w:pPr>
         <w:jc w:val="center"/>
-        <w:spacing w:before="140" w:after="50" w:line="240" w:lineRule="auto"/>
+        <w:spacing w:before="95" w:after="30" w:line="240" w:lineRule="auto"/>
       </w:pPr>
       <w:r>
         <w:rPr>
@@ -7232,7 +7277,7 @@
     <w:p>
       <w:pPr>
         <w:jc w:val="both"/>
-        <w:spacing w:before="0" w:after="25" w:line="200" w:lineRule="auto"/>
+        <w:spacing w:before="0" w:after="20" w:line="200" w:lineRule="auto"/>
       </w:pPr>
       <w:r>
         <w:rPr>
@@ -7247,7 +7292,7 @@
     <w:p>
       <w:pPr>
         <w:jc w:val="both"/>
-        <w:spacing w:before="0" w:after="25" w:line="200" w:lineRule="auto"/>
+        <w:spacing w:before="0" w:after="20" w:line="200" w:lineRule="auto"/>
       </w:pPr>
       <w:r>
         <w:rPr>
@@ -7256,13 +7301,13 @@
           <w:i w:val="0"/>
           <w:sz w:val="16"/>
         </w:rPr>
-        <w:t>[2] B. Zhan, D. N. Monekosso, P. Remagnino, S. A. Velastin, and L. Q. Xu, "Crowd analysis: a survey," Mach. Vis. Appl., vol. 19, no. 5, pp. 345-357, 2008.</w:t>
+        <w:t>[2] B. Krausz and C. Bauckhage, "Loveparade 2010: Automatic video analysis of a crowd disaster," Comput. Vis. Image Underst., vol. 116, no. 3, pp. 307-319, 2012.</w:t>
       </w:r>
     </w:p>
     <w:p>
       <w:pPr>
         <w:jc w:val="both"/>
-        <w:spacing w:before="0" w:after="25" w:line="200" w:lineRule="auto"/>
+        <w:spacing w:before="0" w:after="20" w:line="200" w:lineRule="auto"/>
       </w:pPr>
       <w:r>
         <w:rPr>
@@ -7271,13 +7316,13 @@
           <w:i w:val="0"/>
           <w:sz w:val="16"/>
         </w:rPr>
-        <w:t>[3] Y. Zhang, D. Zhou, S. Chen, S. Gao, and Y. Ma, "Single-image crowd counting via multi-column convolutional neural network," in Proc. IEEE CVPR, 2016, pp. 589-597.</w:t>
+        <w:t>[3] B. Zhan, D. N. Monekosso, P. Remagnino, S. A. Velastin, and L. Q. Xu, "Crowd analysis: a survey," Mach. Vis. Appl., vol. 19, no. 5, pp. 345-357, 2008.</w:t>
       </w:r>
     </w:p>
     <w:p>
       <w:pPr>
         <w:jc w:val="both"/>
-        <w:spacing w:before="0" w:after="25" w:line="200" w:lineRule="auto"/>
+        <w:spacing w:before="0" w:after="20" w:line="200" w:lineRule="auto"/>
       </w:pPr>
       <w:r>
         <w:rPr>
@@ -7286,13 +7331,13 @@
           <w:i w:val="0"/>
           <w:sz w:val="16"/>
         </w:rPr>
-        <w:t>[4] V. A. Sindagi and V. M. Patel, "A survey of recent advances in cnn-based single image crowd counting and density estimation," Pattern Recognit. Lett., vol. 107, pp. 3-16, 2018.</w:t>
+        <w:t>[4] Y. Zhang, D. Zhou, S. Chen, S. Gao, and Y. Ma, "Single-image crowd counting via multi-column convolutional neural network," in Proc. IEEE CVPR, 2016, pp. 589-597.</w:t>
       </w:r>
     </w:p>
     <w:p>
       <w:pPr>
         <w:jc w:val="both"/>
-        <w:spacing w:before="0" w:after="25" w:line="200" w:lineRule="auto"/>
+        <w:spacing w:before="0" w:after="20" w:line="200" w:lineRule="auto"/>
       </w:pPr>
       <w:r>
         <w:rPr>
@@ -7301,13 +7346,13 @@
           <w:i w:val="0"/>
           <w:sz w:val="16"/>
         </w:rPr>
-        <w:t>[5] Q. Wang, J. Gao, W. Lin, and Y. Yuan, "NWPU-Crowd: A large-scale benchmark for crowd counting and localization," IEEE TPAMI, vol. 43, no. 6, pp. 2141-2149, 2020.</w:t>
+        <w:t>[5] V. A. Sindagi and V. M. Patel, "A survey of recent advances in cnn-based single image crowd counting and density estimation," Pattern Recognit. Lett., vol. 107, pp. 3-16, 2018.</w:t>
       </w:r>
     </w:p>
     <w:p>
       <w:pPr>
         <w:jc w:val="both"/>
-        <w:spacing w:before="0" w:after="25" w:line="200" w:lineRule="auto"/>
+        <w:spacing w:before="0" w:after="20" w:line="200" w:lineRule="auto"/>
       </w:pPr>
       <w:r>
         <w:rPr>
@@ -7316,13 +7361,13 @@
           <w:i w:val="0"/>
           <w:sz w:val="16"/>
         </w:rPr>
-        <w:t>[6] S. Ali and M. Shah, "A Lagrangian particle dynamics approach for crowd flow segmentation and stability analysis," in Proc. IEEE CVPR, 2007, pp. 1-6.</w:t>
+        <w:t>[6] Q. Wang, J. Gao, W. Lin, and Y. Yuan, "NWPU-Crowd: A large-scale benchmark for crowd counting and localization," IEEE TPAMI, vol. 43, no. 6, pp. 2141-2149, 2020.</w:t>
       </w:r>
     </w:p>
     <w:p>
       <w:pPr>
         <w:jc w:val="both"/>
-        <w:spacing w:before="0" w:after="25" w:line="200" w:lineRule="auto"/>
+        <w:spacing w:before="0" w:after="20" w:line="200" w:lineRule="auto"/>
       </w:pPr>
       <w:r>
         <w:rPr>
@@ -7331,13 +7376,13 @@
           <w:i w:val="0"/>
           <w:sz w:val="16"/>
         </w:rPr>
-        <w:t>[7] R. Mehran, A. Oyama, and M. Shah, "Abnormal crowd behavior detection using social force model," in Proc. IEEE CVPR, 2009, pp. 935-942.</w:t>
+        <w:t>[7] J. Redmon, S. Divvala, R. Girshick, and A. Farhadi, "You only look once: Unified, real-time object detection," in Proc. IEEE CVPR, 2016, pp. 779-788.</w:t>
       </w:r>
     </w:p>
     <w:p>
       <w:pPr>
         <w:jc w:val="both"/>
-        <w:spacing w:before="0" w:after="25" w:line="200" w:lineRule="auto"/>
+        <w:spacing w:before="0" w:after="20" w:line="200" w:lineRule="auto"/>
       </w:pPr>
       <w:r>
         <w:rPr>
@@ -7346,13 +7391,13 @@
           <w:i w:val="0"/>
           <w:sz w:val="16"/>
         </w:rPr>
-        <w:t>[8] B. D. Lucas and T. Kanade, "An iterative image registration technique with an application to stereo vision," in Proc. IJCAI, 1981, pp. 674-679.</w:t>
+        <w:t>[8] G. Jocher, A. Chaurasia, and J. Qiu, "Ultralytics YOLOv8," GitHub repository, 2023. [Online]. Available: https://github.com/ultralytics/ultralytics.</w:t>
       </w:r>
     </w:p>
     <w:p>
       <w:pPr>
         <w:jc w:val="both"/>
-        <w:spacing w:before="0" w:after="25" w:line="200" w:lineRule="auto"/>
+        <w:spacing w:before="0" w:after="20" w:line="200" w:lineRule="auto"/>
       </w:pPr>
       <w:r>
         <w:rPr>
@@ -7361,13 +7406,13 @@
           <w:i w:val="0"/>
           <w:sz w:val="16"/>
         </w:rPr>
-        <w:t>[9] B. K. Horn and B. G. Schunck, "Determining optical flow," Artif. Intell., vol. 17, no. 1-3, pp. 185-203, 1981.</w:t>
+        <w:t>[9] S. Ali and M. Shah, "A Lagrangian particle dynamics approach for crowd flow segmentation and stability analysis," in Proc. IEEE CVPR, 2007, pp. 1-6.</w:t>
       </w:r>
     </w:p>
     <w:p>
       <w:pPr>
         <w:jc w:val="both"/>
-        <w:spacing w:before="0" w:after="25" w:line="200" w:lineRule="auto"/>
+        <w:spacing w:before="0" w:after="20" w:line="200" w:lineRule="auto"/>
       </w:pPr>
       <w:r>
         <w:rPr>
@@ -7376,13 +7421,13 @@
           <w:i w:val="0"/>
           <w:sz w:val="16"/>
         </w:rPr>
-        <w:t>[10] G. Farneback, "Two-frame motion estimation based on polynomial expansion," in Proc. SCIA. Springer, 2003, pp. 363-370.</w:t>
+        <w:t>[10] R. Mehran, A. Oyama, and M. Shah, "Abnormal crowd behavior detection using social force model," in Proc. IEEE CVPR, 2009, pp. 935-942.</w:t>
       </w:r>
     </w:p>
     <w:p>
       <w:pPr>
         <w:jc w:val="both"/>
-        <w:spacing w:before="0" w:after="25" w:line="200" w:lineRule="auto"/>
+        <w:spacing w:before="0" w:after="20" w:line="200" w:lineRule="auto"/>
       </w:pPr>
       <w:r>
         <w:rPr>
@@ -7391,13 +7436,13 @@
           <w:i w:val="0"/>
           <w:sz w:val="16"/>
         </w:rPr>
-        <w:t>[11] B. Zhou, X. Wang, and X. Tang, "Understanding collective behaviors of crowds," in Proc. IEEE CVPR, 2013, pp. 3594-3601.</w:t>
+        <w:t>[11] B. D. Lucas and T. Kanade, "An iterative image registration technique with an application to stereo vision," in Proc. IJCAI, 1981, pp. 674-679.</w:t>
       </w:r>
     </w:p>
     <w:p>
       <w:pPr>
         <w:jc w:val="both"/>
-        <w:spacing w:before="0" w:after="25" w:line="200" w:lineRule="auto"/>
+        <w:spacing w:before="0" w:after="20" w:line="200" w:lineRule="auto"/>
       </w:pPr>
       <w:r>
         <w:rPr>
@@ -7406,13 +7451,13 @@
           <w:i w:val="0"/>
           <w:sz w:val="16"/>
         </w:rPr>
-        <w:t>[12] G. Jocher, A. Chaurasia, and J. Qiu, "Ultralytics YOLOv8," GitHub repository, 2023. [Online]. Available: https://github.com/ultralytics/ultralytics.</w:t>
+        <w:t>[12] B. K. Horn and B. G. Schunck, "Determining optical flow," Artif. Intell., vol. 17, no. 1-3, pp. 185-203, 1981.</w:t>
       </w:r>
     </w:p>
     <w:p>
       <w:pPr>
         <w:jc w:val="both"/>
-        <w:spacing w:before="0" w:after="25" w:line="200" w:lineRule="auto"/>
+        <w:spacing w:before="0" w:after="20" w:line="200" w:lineRule="auto"/>
       </w:pPr>
       <w:r>
         <w:rPr>
@@ -7421,13 +7466,13 @@
           <w:i w:val="0"/>
           <w:sz w:val="16"/>
         </w:rPr>
-        <w:t>[13] J. Redmon, S. Divvala, R. Girshick, and A. Farhadi, "You only look once: Unified, real-time object detection," in Proc. IEEE CVPR, 2016, pp. 779-788.</w:t>
+        <w:t>[13] G. Farneback, "Two-frame motion estimation based on polynomial expansion," in Proc. SCIA. Springer, 2003, pp. 363-370.</w:t>
       </w:r>
     </w:p>
     <w:p>
       <w:pPr>
         <w:jc w:val="both"/>
-        <w:spacing w:before="0" w:after="25" w:line="200" w:lineRule="auto"/>
+        <w:spacing w:before="0" w:after="20" w:line="200" w:lineRule="auto"/>
       </w:pPr>
       <w:r>
         <w:rPr>
@@ -7436,13 +7481,13 @@
           <w:i w:val="0"/>
           <w:sz w:val="16"/>
         </w:rPr>
-        <w:t>[14] B. Krausz and C. Bauckhage, "Loveparade 2010: Automatic video analysis of a crowd disaster," Comput. Vis. Image Underst., vol. 116, no. 3, pp. 307-319, 2012.</w:t>
+        <w:t>[14] B. Zhou, X. Wang, and X. Tang, "Understanding collective behaviors of crowds," in Proc. IEEE CVPR, 2013, pp. 3594-3601.</w:t>
       </w:r>
     </w:p>
     <w:p>
       <w:pPr>
         <w:jc w:val="both"/>
-        <w:spacing w:before="0" w:after="25" w:line="200" w:lineRule="auto"/>
+        <w:spacing w:before="0" w:after="20" w:line="200" w:lineRule="auto"/>
       </w:pPr>
       <w:r>
         <w:rPr>
@@ -7457,7 +7502,7 @@
     <w:p>
       <w:pPr>
         <w:jc w:val="both"/>
-        <w:spacing w:before="0" w:after="25" w:line="200" w:lineRule="auto"/>
+        <w:spacing w:before="0" w:after="20" w:line="200" w:lineRule="auto"/>
       </w:pPr>
       <w:r>
         <w:rPr>
@@ -7472,7 +7517,7 @@
     <w:p>
       <w:pPr>
         <w:jc w:val="both"/>
-        <w:spacing w:before="0" w:after="25" w:line="200" w:lineRule="auto"/>
+        <w:spacing w:before="0" w:after="20" w:line="200" w:lineRule="auto"/>
       </w:pPr>
       <w:r>
         <w:rPr>
@@ -7487,7 +7532,7 @@
     <w:p>
       <w:pPr>
         <w:jc w:val="both"/>
-        <w:spacing w:before="0" w:after="25" w:line="200" w:lineRule="auto"/>
+        <w:spacing w:before="0" w:after="20" w:line="200" w:lineRule="auto"/>
       </w:pPr>
       <w:r>
         <w:rPr>
@@ -7502,7 +7547,7 @@
     <w:p>
       <w:pPr>
         <w:jc w:val="both"/>
-        <w:spacing w:before="0" w:after="25" w:line="200" w:lineRule="auto"/>
+        <w:spacing w:before="0" w:after="20" w:line="200" w:lineRule="auto"/>
       </w:pPr>
       <w:r>
         <w:rPr>
@@ -7517,7 +7562,7 @@
     <w:p>
       <w:pPr>
         <w:jc w:val="both"/>
-        <w:spacing w:before="0" w:after="25" w:line="200" w:lineRule="auto"/>
+        <w:spacing w:before="0" w:after="20" w:line="200" w:lineRule="auto"/>
       </w:pPr>
       <w:r>
         <w:rPr>
